--- a/fixtures/cursor-unit.docx
+++ b/fixtures/cursor-unit.docx
@@ -3030,14 +3030,14 @@
         <w:jc w:val="left"/>
         <w:widowControl w:val="0"/>
         <w:rPr>
-          <w:rFonts w:ascii="Big Caslon" w:hAnsi="Big Caslon" w:eastAsia="Big Caslon" w:cs="Big Caslon"/>
-          <w:sz w:val="12"/>
-          <w:szCs w:val="12"/>
-        </w:rPr>
-      </w:pPr>
-      <w:r>
-        <w:rPr>
-          <w:rFonts w:ascii="Big Caslon" w:hAnsi="Big Caslon" w:eastAsia="Big Caslon" w:cs="Big Caslon"/>
+          <w:rFonts w:ascii="Big Caslon Medium" w:hAnsi="Big Caslon Medium" w:eastAsia="Big Caslon Medium" w:cs="Big Caslon Medium"/>
+          <w:sz w:val="12"/>
+          <w:szCs w:val="12"/>
+        </w:rPr>
+      </w:pPr>
+      <w:r>
+        <w:rPr>
+          <w:rFonts w:ascii="Big Caslon Medium" w:hAnsi="Big Caslon Medium" w:eastAsia="Big Caslon Medium" w:cs="Big Caslon Medium"/>
           <w:sz w:val="12"/>
           <w:szCs w:val="12"/>
         </w:rPr>
@@ -3050,14 +3050,14 @@
         <w:jc w:val="left"/>
         <w:widowControl w:val="0"/>
         <w:rPr>
-          <w:rFonts w:ascii="Big Caslon" w:hAnsi="Big Caslon" w:eastAsia="Big Caslon" w:cs="Big Caslon"/>
-          <w:sz w:val="12"/>
-          <w:szCs w:val="12"/>
-        </w:rPr>
-      </w:pPr>
-      <w:r>
-        <w:rPr>
-          <w:rFonts w:ascii="Big Caslon" w:hAnsi="Big Caslon" w:eastAsia="Big Caslon" w:cs="Big Caslon"/>
+          <w:rFonts w:ascii="Big Caslon Medium" w:hAnsi="Big Caslon Medium" w:eastAsia="Big Caslon Medium" w:cs="Big Caslon Medium"/>
+          <w:sz w:val="12"/>
+          <w:szCs w:val="12"/>
+        </w:rPr>
+      </w:pPr>
+      <w:r>
+        <w:rPr>
+          <w:rFonts w:ascii="Big Caslon Medium" w:hAnsi="Big Caslon Medium" w:eastAsia="Big Caslon Medium" w:cs="Big Caslon Medium"/>
           <w:sz w:val="12"/>
           <w:szCs w:val="12"/>
         </w:rPr>
@@ -3070,14 +3070,14 @@
         <w:jc w:val="left"/>
         <w:widowControl w:val="0"/>
         <w:rPr>
-          <w:rFonts w:ascii="Big Caslon" w:hAnsi="Big Caslon" w:eastAsia="Big Caslon" w:cs="Big Caslon"/>
-          <w:sz w:val="12"/>
-          <w:szCs w:val="12"/>
-        </w:rPr>
-      </w:pPr>
-      <w:r>
-        <w:rPr>
-          <w:rFonts w:ascii="Big Caslon" w:hAnsi="Big Caslon" w:eastAsia="Big Caslon" w:cs="Big Caslon"/>
+          <w:rFonts w:ascii="Big Caslon Medium" w:hAnsi="Big Caslon Medium" w:eastAsia="Big Caslon Medium" w:cs="Big Caslon Medium"/>
+          <w:sz w:val="12"/>
+          <w:szCs w:val="12"/>
+        </w:rPr>
+      </w:pPr>
+      <w:r>
+        <w:rPr>
+          <w:rFonts w:ascii="Big Caslon Medium" w:hAnsi="Big Caslon Medium" w:eastAsia="Big Caslon Medium" w:cs="Big Caslon Medium"/>
           <w:sz w:val="12"/>
           <w:szCs w:val="12"/>
         </w:rPr>
@@ -3090,14 +3090,14 @@
         <w:jc w:val="left"/>
         <w:widowControl w:val="0"/>
         <w:rPr>
-          <w:rFonts w:ascii="Big Caslon" w:hAnsi="Big Caslon" w:eastAsia="Big Caslon" w:cs="Big Caslon"/>
-          <w:sz w:val="12"/>
-          <w:szCs w:val="12"/>
-        </w:rPr>
-      </w:pPr>
-      <w:r>
-        <w:rPr>
-          <w:rFonts w:ascii="Big Caslon" w:hAnsi="Big Caslon" w:eastAsia="Big Caslon" w:cs="Big Caslon"/>
+          <w:rFonts w:ascii="Big Caslon Medium" w:hAnsi="Big Caslon Medium" w:eastAsia="Big Caslon Medium" w:cs="Big Caslon Medium"/>
+          <w:sz w:val="12"/>
+          <w:szCs w:val="12"/>
+        </w:rPr>
+      </w:pPr>
+      <w:r>
+        <w:rPr>
+          <w:rFonts w:ascii="Big Caslon Medium" w:hAnsi="Big Caslon Medium" w:eastAsia="Big Caslon Medium" w:cs="Big Caslon Medium"/>
           <w:sz w:val="12"/>
           <w:szCs w:val="12"/>
         </w:rPr>
@@ -3110,14 +3110,14 @@
         <w:jc w:val="left"/>
         <w:widowControl w:val="0"/>
         <w:rPr>
-          <w:rFonts w:ascii="Big Caslon" w:hAnsi="Big Caslon" w:eastAsia="Big Caslon" w:cs="Big Caslon"/>
-          <w:sz w:val="12"/>
-          <w:szCs w:val="12"/>
-        </w:rPr>
-      </w:pPr>
-      <w:r>
-        <w:rPr>
-          <w:rFonts w:ascii="Big Caslon" w:hAnsi="Big Caslon" w:eastAsia="Big Caslon" w:cs="Big Caslon"/>
+          <w:rFonts w:ascii="Big Caslon Medium" w:hAnsi="Big Caslon Medium" w:eastAsia="Big Caslon Medium" w:cs="Big Caslon Medium"/>
+          <w:sz w:val="12"/>
+          <w:szCs w:val="12"/>
+        </w:rPr>
+      </w:pPr>
+      <w:r>
+        <w:rPr>
+          <w:rFonts w:ascii="Big Caslon Medium" w:hAnsi="Big Caslon Medium" w:eastAsia="Big Caslon Medium" w:cs="Big Caslon Medium"/>
           <w:sz w:val="12"/>
           <w:szCs w:val="12"/>
         </w:rPr>
@@ -3130,14 +3130,14 @@
         <w:jc w:val="left"/>
         <w:widowControl w:val="0"/>
         <w:rPr>
-          <w:rFonts w:ascii="Big Caslon" w:hAnsi="Big Caslon" w:eastAsia="Big Caslon" w:cs="Big Caslon"/>
-          <w:sz w:val="12"/>
-          <w:szCs w:val="12"/>
-        </w:rPr>
-      </w:pPr>
-      <w:r>
-        <w:rPr>
-          <w:rFonts w:ascii="Big Caslon" w:hAnsi="Big Caslon" w:eastAsia="Big Caslon" w:cs="Big Caslon"/>
+          <w:rFonts w:ascii="Big Caslon Medium" w:hAnsi="Big Caslon Medium" w:eastAsia="Big Caslon Medium" w:cs="Big Caslon Medium"/>
+          <w:sz w:val="12"/>
+          <w:szCs w:val="12"/>
+        </w:rPr>
+      </w:pPr>
+      <w:r>
+        <w:rPr>
+          <w:rFonts w:ascii="Big Caslon Medium" w:hAnsi="Big Caslon Medium" w:eastAsia="Big Caslon Medium" w:cs="Big Caslon Medium"/>
           <w:sz w:val="12"/>
           <w:szCs w:val="12"/>
         </w:rPr>
@@ -3150,14 +3150,14 @@
         <w:jc w:val="left"/>
         <w:widowControl w:val="0"/>
         <w:rPr>
-          <w:rFonts w:ascii="Big Caslon" w:hAnsi="Big Caslon" w:eastAsia="Big Caslon" w:cs="Big Caslon"/>
-          <w:sz w:val="12"/>
-          <w:szCs w:val="12"/>
-        </w:rPr>
-      </w:pPr>
-      <w:r>
-        <w:rPr>
-          <w:rFonts w:ascii="Big Caslon" w:hAnsi="Big Caslon" w:eastAsia="Big Caslon" w:cs="Big Caslon"/>
+          <w:rFonts w:ascii="Big Caslon Medium" w:hAnsi="Big Caslon Medium" w:eastAsia="Big Caslon Medium" w:cs="Big Caslon Medium"/>
+          <w:sz w:val="12"/>
+          <w:szCs w:val="12"/>
+        </w:rPr>
+      </w:pPr>
+      <w:r>
+        <w:rPr>
+          <w:rFonts w:ascii="Big Caslon Medium" w:hAnsi="Big Caslon Medium" w:eastAsia="Big Caslon Medium" w:cs="Big Caslon Medium"/>
           <w:sz w:val="12"/>
           <w:szCs w:val="12"/>
         </w:rPr>
@@ -3170,14 +3170,14 @@
         <w:jc w:val="left"/>
         <w:widowControl w:val="0"/>
         <w:rPr>
-          <w:rFonts w:ascii="Big Caslon" w:hAnsi="Big Caslon" w:eastAsia="Big Caslon" w:cs="Big Caslon"/>
-          <w:sz w:val="12"/>
-          <w:szCs w:val="12"/>
-        </w:rPr>
-      </w:pPr>
-      <w:r>
-        <w:rPr>
-          <w:rFonts w:ascii="Big Caslon" w:hAnsi="Big Caslon" w:eastAsia="Big Caslon" w:cs="Big Caslon"/>
+          <w:rFonts w:ascii="Big Caslon Medium" w:hAnsi="Big Caslon Medium" w:eastAsia="Big Caslon Medium" w:cs="Big Caslon Medium"/>
+          <w:sz w:val="12"/>
+          <w:szCs w:val="12"/>
+        </w:rPr>
+      </w:pPr>
+      <w:r>
+        <w:rPr>
+          <w:rFonts w:ascii="Big Caslon Medium" w:hAnsi="Big Caslon Medium" w:eastAsia="Big Caslon Medium" w:cs="Big Caslon Medium"/>
           <w:sz w:val="12"/>
           <w:szCs w:val="12"/>
         </w:rPr>
@@ -3190,14 +3190,14 @@
         <w:jc w:val="left"/>
         <w:widowControl w:val="0"/>
         <w:rPr>
-          <w:rFonts w:ascii="Big Caslon" w:hAnsi="Big Caslon" w:eastAsia="Big Caslon" w:cs="Big Caslon"/>
-          <w:sz w:val="12"/>
-          <w:szCs w:val="12"/>
-        </w:rPr>
-      </w:pPr>
-      <w:r>
-        <w:rPr>
-          <w:rFonts w:ascii="Big Caslon" w:hAnsi="Big Caslon" w:eastAsia="Big Caslon" w:cs="Big Caslon"/>
+          <w:rFonts w:ascii="Big Caslon Medium" w:hAnsi="Big Caslon Medium" w:eastAsia="Big Caslon Medium" w:cs="Big Caslon Medium"/>
+          <w:sz w:val="12"/>
+          <w:szCs w:val="12"/>
+        </w:rPr>
+      </w:pPr>
+      <w:r>
+        <w:rPr>
+          <w:rFonts w:ascii="Big Caslon Medium" w:hAnsi="Big Caslon Medium" w:eastAsia="Big Caslon Medium" w:cs="Big Caslon Medium"/>
           <w:sz w:val="12"/>
           <w:szCs w:val="12"/>
         </w:rPr>
@@ -3210,14 +3210,14 @@
         <w:jc w:val="left"/>
         <w:widowControl w:val="0"/>
         <w:rPr>
-          <w:rFonts w:ascii="Big Caslon" w:hAnsi="Big Caslon" w:eastAsia="Big Caslon" w:cs="Big Caslon"/>
-          <w:sz w:val="12"/>
-          <w:szCs w:val="12"/>
-        </w:rPr>
-      </w:pPr>
-      <w:r>
-        <w:rPr>
-          <w:rFonts w:ascii="Big Caslon" w:hAnsi="Big Caslon" w:eastAsia="Big Caslon" w:cs="Big Caslon"/>
+          <w:rFonts w:ascii="Big Caslon Medium" w:hAnsi="Big Caslon Medium" w:eastAsia="Big Caslon Medium" w:cs="Big Caslon Medium"/>
+          <w:sz w:val="12"/>
+          <w:szCs w:val="12"/>
+        </w:rPr>
+      </w:pPr>
+      <w:r>
+        <w:rPr>
+          <w:rFonts w:ascii="Big Caslon Medium" w:hAnsi="Big Caslon Medium" w:eastAsia="Big Caslon Medium" w:cs="Big Caslon Medium"/>
           <w:sz w:val="12"/>
           <w:szCs w:val="12"/>
         </w:rPr>
@@ -3230,14 +3230,14 @@
         <w:jc w:val="left"/>
         <w:widowControl w:val="0"/>
         <w:rPr>
-          <w:rFonts w:ascii="Big Caslon" w:hAnsi="Big Caslon" w:eastAsia="Big Caslon" w:cs="Big Caslon"/>
-          <w:sz w:val="12"/>
-          <w:szCs w:val="12"/>
-        </w:rPr>
-      </w:pPr>
-      <w:r>
-        <w:rPr>
-          <w:rFonts w:ascii="Big Caslon" w:hAnsi="Big Caslon" w:eastAsia="Big Caslon" w:cs="Big Caslon"/>
+          <w:rFonts w:ascii="Big Caslon Medium" w:hAnsi="Big Caslon Medium" w:eastAsia="Big Caslon Medium" w:cs="Big Caslon Medium"/>
+          <w:sz w:val="12"/>
+          <w:szCs w:val="12"/>
+        </w:rPr>
+      </w:pPr>
+      <w:r>
+        <w:rPr>
+          <w:rFonts w:ascii="Big Caslon Medium" w:hAnsi="Big Caslon Medium" w:eastAsia="Big Caslon Medium" w:cs="Big Caslon Medium"/>
           <w:sz w:val="12"/>
           <w:szCs w:val="12"/>
         </w:rPr>
@@ -3250,14 +3250,14 @@
         <w:jc w:val="left"/>
         <w:widowControl w:val="0"/>
         <w:rPr>
-          <w:rFonts w:ascii="Big Caslon" w:hAnsi="Big Caslon" w:eastAsia="Big Caslon" w:cs="Big Caslon"/>
-          <w:sz w:val="12"/>
-          <w:szCs w:val="12"/>
-        </w:rPr>
-      </w:pPr>
-      <w:r>
-        <w:rPr>
-          <w:rFonts w:ascii="Big Caslon" w:hAnsi="Big Caslon" w:eastAsia="Big Caslon" w:cs="Big Caslon"/>
+          <w:rFonts w:ascii="Big Caslon Medium" w:hAnsi="Big Caslon Medium" w:eastAsia="Big Caslon Medium" w:cs="Big Caslon Medium"/>
+          <w:sz w:val="12"/>
+          <w:szCs w:val="12"/>
+        </w:rPr>
+      </w:pPr>
+      <w:r>
+        <w:rPr>
+          <w:rFonts w:ascii="Big Caslon Medium" w:hAnsi="Big Caslon Medium" w:eastAsia="Big Caslon Medium" w:cs="Big Caslon Medium"/>
           <w:sz w:val="12"/>
           <w:szCs w:val="12"/>
         </w:rPr>
@@ -3270,14 +3270,14 @@
         <w:jc w:val="left"/>
         <w:widowControl w:val="0"/>
         <w:rPr>
-          <w:rFonts w:ascii="Big Caslon" w:hAnsi="Big Caslon" w:eastAsia="Big Caslon" w:cs="Big Caslon"/>
-          <w:sz w:val="12"/>
-          <w:szCs w:val="12"/>
-        </w:rPr>
-      </w:pPr>
-      <w:r>
-        <w:rPr>
-          <w:rFonts w:ascii="Big Caslon" w:hAnsi="Big Caslon" w:eastAsia="Big Caslon" w:cs="Big Caslon"/>
+          <w:rFonts w:ascii="Big Caslon Medium" w:hAnsi="Big Caslon Medium" w:eastAsia="Big Caslon Medium" w:cs="Big Caslon Medium"/>
+          <w:sz w:val="12"/>
+          <w:szCs w:val="12"/>
+        </w:rPr>
+      </w:pPr>
+      <w:r>
+        <w:rPr>
+          <w:rFonts w:ascii="Big Caslon Medium" w:hAnsi="Big Caslon Medium" w:eastAsia="Big Caslon Medium" w:cs="Big Caslon Medium"/>
           <w:sz w:val="12"/>
           <w:szCs w:val="12"/>
         </w:rPr>
@@ -3290,14 +3290,14 @@
         <w:jc w:val="left"/>
         <w:widowControl w:val="0"/>
         <w:rPr>
-          <w:rFonts w:ascii="Big Caslon" w:hAnsi="Big Caslon" w:eastAsia="Big Caslon" w:cs="Big Caslon"/>
-          <w:sz w:val="12"/>
-          <w:szCs w:val="12"/>
-        </w:rPr>
-      </w:pPr>
-      <w:r>
-        <w:rPr>
-          <w:rFonts w:ascii="Big Caslon" w:hAnsi="Big Caslon" w:eastAsia="Big Caslon" w:cs="Big Caslon"/>
+          <w:rFonts w:ascii="Big Caslon Medium" w:hAnsi="Big Caslon Medium" w:eastAsia="Big Caslon Medium" w:cs="Big Caslon Medium"/>
+          <w:sz w:val="12"/>
+          <w:szCs w:val="12"/>
+        </w:rPr>
+      </w:pPr>
+      <w:r>
+        <w:rPr>
+          <w:rFonts w:ascii="Big Caslon Medium" w:hAnsi="Big Caslon Medium" w:eastAsia="Big Caslon Medium" w:cs="Big Caslon Medium"/>
           <w:sz w:val="12"/>
           <w:szCs w:val="12"/>
         </w:rPr>
@@ -3310,14 +3310,14 @@
         <w:jc w:val="left"/>
         <w:widowControl w:val="0"/>
         <w:rPr>
-          <w:rFonts w:ascii="Big Caslon" w:hAnsi="Big Caslon" w:eastAsia="Big Caslon" w:cs="Big Caslon"/>
-          <w:sz w:val="12"/>
-          <w:szCs w:val="12"/>
-        </w:rPr>
-      </w:pPr>
-      <w:r>
-        <w:rPr>
-          <w:rFonts w:ascii="Big Caslon" w:hAnsi="Big Caslon" w:eastAsia="Big Caslon" w:cs="Big Caslon"/>
+          <w:rFonts w:ascii="Big Caslon Medium" w:hAnsi="Big Caslon Medium" w:eastAsia="Big Caslon Medium" w:cs="Big Caslon Medium"/>
+          <w:sz w:val="12"/>
+          <w:szCs w:val="12"/>
+        </w:rPr>
+      </w:pPr>
+      <w:r>
+        <w:rPr>
+          <w:rFonts w:ascii="Big Caslon Medium" w:hAnsi="Big Caslon Medium" w:eastAsia="Big Caslon Medium" w:cs="Big Caslon Medium"/>
           <w:sz w:val="12"/>
           <w:szCs w:val="12"/>
         </w:rPr>
@@ -3330,14 +3330,14 @@
         <w:jc w:val="left"/>
         <w:widowControl w:val="0"/>
         <w:rPr>
-          <w:rFonts w:ascii="Big Caslon" w:hAnsi="Big Caslon" w:eastAsia="Big Caslon" w:cs="Big Caslon"/>
-          <w:sz w:val="12"/>
-          <w:szCs w:val="12"/>
-        </w:rPr>
-      </w:pPr>
-      <w:r>
-        <w:rPr>
-          <w:rFonts w:ascii="Big Caslon" w:hAnsi="Big Caslon" w:eastAsia="Big Caslon" w:cs="Big Caslon"/>
+          <w:rFonts w:ascii="Big Caslon Medium" w:hAnsi="Big Caslon Medium" w:eastAsia="Big Caslon Medium" w:cs="Big Caslon Medium"/>
+          <w:sz w:val="12"/>
+          <w:szCs w:val="12"/>
+        </w:rPr>
+      </w:pPr>
+      <w:r>
+        <w:rPr>
+          <w:rFonts w:ascii="Big Caslon Medium" w:hAnsi="Big Caslon Medium" w:eastAsia="Big Caslon Medium" w:cs="Big Caslon Medium"/>
           <w:sz w:val="12"/>
           <w:szCs w:val="12"/>
         </w:rPr>
@@ -3350,14 +3350,14 @@
         <w:jc w:val="left"/>
         <w:widowControl w:val="0"/>
         <w:rPr>
-          <w:rFonts w:ascii="Big Caslon" w:hAnsi="Big Caslon" w:eastAsia="Big Caslon" w:cs="Big Caslon"/>
-          <w:sz w:val="12"/>
-          <w:szCs w:val="12"/>
-        </w:rPr>
-      </w:pPr>
-      <w:r>
-        <w:rPr>
-          <w:rFonts w:ascii="Big Caslon" w:hAnsi="Big Caslon" w:eastAsia="Big Caslon" w:cs="Big Caslon"/>
+          <w:rFonts w:ascii="Big Caslon Medium" w:hAnsi="Big Caslon Medium" w:eastAsia="Big Caslon Medium" w:cs="Big Caslon Medium"/>
+          <w:sz w:val="12"/>
+          <w:szCs w:val="12"/>
+        </w:rPr>
+      </w:pPr>
+      <w:r>
+        <w:rPr>
+          <w:rFonts w:ascii="Big Caslon Medium" w:hAnsi="Big Caslon Medium" w:eastAsia="Big Caslon Medium" w:cs="Big Caslon Medium"/>
           <w:sz w:val="12"/>
           <w:szCs w:val="12"/>
         </w:rPr>
@@ -3370,14 +3370,14 @@
         <w:jc w:val="left"/>
         <w:widowControl w:val="0"/>
         <w:rPr>
-          <w:rFonts w:ascii="Big Caslon" w:hAnsi="Big Caslon" w:eastAsia="Big Caslon" w:cs="Big Caslon"/>
-          <w:sz w:val="12"/>
-          <w:szCs w:val="12"/>
-        </w:rPr>
-      </w:pPr>
-      <w:r>
-        <w:rPr>
-          <w:rFonts w:ascii="Big Caslon" w:hAnsi="Big Caslon" w:eastAsia="Big Caslon" w:cs="Big Caslon"/>
+          <w:rFonts w:ascii="Big Caslon Medium" w:hAnsi="Big Caslon Medium" w:eastAsia="Big Caslon Medium" w:cs="Big Caslon Medium"/>
+          <w:sz w:val="12"/>
+          <w:szCs w:val="12"/>
+        </w:rPr>
+      </w:pPr>
+      <w:r>
+        <w:rPr>
+          <w:rFonts w:ascii="Big Caslon Medium" w:hAnsi="Big Caslon Medium" w:eastAsia="Big Caslon Medium" w:cs="Big Caslon Medium"/>
           <w:sz w:val="12"/>
           <w:szCs w:val="12"/>
         </w:rPr>
@@ -3390,14 +3390,14 @@
         <w:jc w:val="left"/>
         <w:widowControl w:val="0"/>
         <w:rPr>
-          <w:rFonts w:ascii="Big Caslon" w:hAnsi="Big Caslon" w:eastAsia="Big Caslon" w:cs="Big Caslon"/>
-          <w:sz w:val="12"/>
-          <w:szCs w:val="12"/>
-        </w:rPr>
-      </w:pPr>
-      <w:r>
-        <w:rPr>
-          <w:rFonts w:ascii="Big Caslon" w:hAnsi="Big Caslon" w:eastAsia="Big Caslon" w:cs="Big Caslon"/>
+          <w:rFonts w:ascii="Big Caslon Medium" w:hAnsi="Big Caslon Medium" w:eastAsia="Big Caslon Medium" w:cs="Big Caslon Medium"/>
+          <w:sz w:val="12"/>
+          <w:szCs w:val="12"/>
+        </w:rPr>
+      </w:pPr>
+      <w:r>
+        <w:rPr>
+          <w:rFonts w:ascii="Big Caslon Medium" w:hAnsi="Big Caslon Medium" w:eastAsia="Big Caslon Medium" w:cs="Big Caslon Medium"/>
           <w:sz w:val="12"/>
           <w:szCs w:val="12"/>
         </w:rPr>
@@ -3410,14 +3410,14 @@
         <w:jc w:val="left"/>
         <w:widowControl w:val="0"/>
         <w:rPr>
-          <w:rFonts w:ascii="Big Caslon" w:hAnsi="Big Caslon" w:eastAsia="Big Caslon" w:cs="Big Caslon"/>
-          <w:sz w:val="12"/>
-          <w:szCs w:val="12"/>
-        </w:rPr>
-      </w:pPr>
-      <w:r>
-        <w:rPr>
-          <w:rFonts w:ascii="Big Caslon" w:hAnsi="Big Caslon" w:eastAsia="Big Caslon" w:cs="Big Caslon"/>
+          <w:rFonts w:ascii="Big Caslon Medium" w:hAnsi="Big Caslon Medium" w:eastAsia="Big Caslon Medium" w:cs="Big Caslon Medium"/>
+          <w:sz w:val="12"/>
+          <w:szCs w:val="12"/>
+        </w:rPr>
+      </w:pPr>
+      <w:r>
+        <w:rPr>
+          <w:rFonts w:ascii="Big Caslon Medium" w:hAnsi="Big Caslon Medium" w:eastAsia="Big Caslon Medium" w:cs="Big Caslon Medium"/>
           <w:sz w:val="12"/>
           <w:szCs w:val="12"/>
         </w:rPr>
@@ -3430,14 +3430,14 @@
         <w:jc w:val="left"/>
         <w:widowControl w:val="0"/>
         <w:rPr>
-          <w:rFonts w:ascii="Big Caslon" w:hAnsi="Big Caslon" w:eastAsia="Big Caslon" w:cs="Big Caslon"/>
-          <w:sz w:val="12"/>
-          <w:szCs w:val="12"/>
-        </w:rPr>
-      </w:pPr>
-      <w:r>
-        <w:rPr>
-          <w:rFonts w:ascii="Big Caslon" w:hAnsi="Big Caslon" w:eastAsia="Big Caslon" w:cs="Big Caslon"/>
+          <w:rFonts w:ascii="Big Caslon Medium" w:hAnsi="Big Caslon Medium" w:eastAsia="Big Caslon Medium" w:cs="Big Caslon Medium"/>
+          <w:sz w:val="12"/>
+          <w:szCs w:val="12"/>
+        </w:rPr>
+      </w:pPr>
+      <w:r>
+        <w:rPr>
+          <w:rFonts w:ascii="Big Caslon Medium" w:hAnsi="Big Caslon Medium" w:eastAsia="Big Caslon Medium" w:cs="Big Caslon Medium"/>
           <w:sz w:val="12"/>
           <w:szCs w:val="12"/>
         </w:rPr>
@@ -3450,14 +3450,14 @@
         <w:jc w:val="left"/>
         <w:widowControl w:val="0"/>
         <w:rPr>
-          <w:rFonts w:ascii="Big Caslon" w:hAnsi="Big Caslon" w:eastAsia="Big Caslon" w:cs="Big Caslon"/>
-          <w:sz w:val="12"/>
-          <w:szCs w:val="12"/>
-        </w:rPr>
-      </w:pPr>
-      <w:r>
-        <w:rPr>
-          <w:rFonts w:ascii="Big Caslon" w:hAnsi="Big Caslon" w:eastAsia="Big Caslon" w:cs="Big Caslon"/>
+          <w:rFonts w:ascii="Big Caslon Medium" w:hAnsi="Big Caslon Medium" w:eastAsia="Big Caslon Medium" w:cs="Big Caslon Medium"/>
+          <w:sz w:val="12"/>
+          <w:szCs w:val="12"/>
+        </w:rPr>
+      </w:pPr>
+      <w:r>
+        <w:rPr>
+          <w:rFonts w:ascii="Big Caslon Medium" w:hAnsi="Big Caslon Medium" w:eastAsia="Big Caslon Medium" w:cs="Big Caslon Medium"/>
           <w:sz w:val="12"/>
           <w:szCs w:val="12"/>
         </w:rPr>
@@ -3470,14 +3470,14 @@
         <w:jc w:val="left"/>
         <w:widowControl w:val="0"/>
         <w:rPr>
-          <w:rFonts w:ascii="Big Caslon" w:hAnsi="Big Caslon" w:eastAsia="Big Caslon" w:cs="Big Caslon"/>
-          <w:sz w:val="12"/>
-          <w:szCs w:val="12"/>
-        </w:rPr>
-      </w:pPr>
-      <w:r>
-        <w:rPr>
-          <w:rFonts w:ascii="Big Caslon" w:hAnsi="Big Caslon" w:eastAsia="Big Caslon" w:cs="Big Caslon"/>
+          <w:rFonts w:ascii="Big Caslon Medium" w:hAnsi="Big Caslon Medium" w:eastAsia="Big Caslon Medium" w:cs="Big Caslon Medium"/>
+          <w:sz w:val="12"/>
+          <w:szCs w:val="12"/>
+        </w:rPr>
+      </w:pPr>
+      <w:r>
+        <w:rPr>
+          <w:rFonts w:ascii="Big Caslon Medium" w:hAnsi="Big Caslon Medium" w:eastAsia="Big Caslon Medium" w:cs="Big Caslon Medium"/>
           <w:sz w:val="12"/>
           <w:szCs w:val="12"/>
         </w:rPr>
@@ -3490,14 +3490,14 @@
         <w:jc w:val="left"/>
         <w:widowControl w:val="0"/>
         <w:rPr>
-          <w:rFonts w:ascii="Big Caslon" w:hAnsi="Big Caslon" w:eastAsia="Big Caslon" w:cs="Big Caslon"/>
-          <w:sz w:val="12"/>
-          <w:szCs w:val="12"/>
-        </w:rPr>
-      </w:pPr>
-      <w:r>
-        <w:rPr>
-          <w:rFonts w:ascii="Big Caslon" w:hAnsi="Big Caslon" w:eastAsia="Big Caslon" w:cs="Big Caslon"/>
+          <w:rFonts w:ascii="Big Caslon Medium" w:hAnsi="Big Caslon Medium" w:eastAsia="Big Caslon Medium" w:cs="Big Caslon Medium"/>
+          <w:sz w:val="12"/>
+          <w:szCs w:val="12"/>
+        </w:rPr>
+      </w:pPr>
+      <w:r>
+        <w:rPr>
+          <w:rFonts w:ascii="Big Caslon Medium" w:hAnsi="Big Caslon Medium" w:eastAsia="Big Caslon Medium" w:cs="Big Caslon Medium"/>
           <w:sz w:val="12"/>
           <w:szCs w:val="12"/>
         </w:rPr>
@@ -3510,14 +3510,14 @@
         <w:jc w:val="left"/>
         <w:widowControl w:val="0"/>
         <w:rPr>
-          <w:rFonts w:ascii="Big Caslon" w:hAnsi="Big Caslon" w:eastAsia="Big Caslon" w:cs="Big Caslon"/>
-          <w:sz w:val="12"/>
-          <w:szCs w:val="12"/>
-        </w:rPr>
-      </w:pPr>
-      <w:r>
-        <w:rPr>
-          <w:rFonts w:ascii="Big Caslon" w:hAnsi="Big Caslon" w:eastAsia="Big Caslon" w:cs="Big Caslon"/>
+          <w:rFonts w:ascii="Big Caslon Medium" w:hAnsi="Big Caslon Medium" w:eastAsia="Big Caslon Medium" w:cs="Big Caslon Medium"/>
+          <w:sz w:val="12"/>
+          <w:szCs w:val="12"/>
+        </w:rPr>
+      </w:pPr>
+      <w:r>
+        <w:rPr>
+          <w:rFonts w:ascii="Big Caslon Medium" w:hAnsi="Big Caslon Medium" w:eastAsia="Big Caslon Medium" w:cs="Big Caslon Medium"/>
           <w:sz w:val="12"/>
           <w:szCs w:val="12"/>
         </w:rPr>
@@ -3530,14 +3530,14 @@
         <w:jc w:val="left"/>
         <w:widowControl w:val="0"/>
         <w:rPr>
-          <w:rFonts w:ascii="Big Caslon" w:hAnsi="Big Caslon" w:eastAsia="Big Caslon" w:cs="Big Caslon"/>
-          <w:sz w:val="12"/>
-          <w:szCs w:val="12"/>
-        </w:rPr>
-      </w:pPr>
-      <w:r>
-        <w:rPr>
-          <w:rFonts w:ascii="Big Caslon" w:hAnsi="Big Caslon" w:eastAsia="Big Caslon" w:cs="Big Caslon"/>
+          <w:rFonts w:ascii="Big Caslon Medium" w:hAnsi="Big Caslon Medium" w:eastAsia="Big Caslon Medium" w:cs="Big Caslon Medium"/>
+          <w:sz w:val="12"/>
+          <w:szCs w:val="12"/>
+        </w:rPr>
+      </w:pPr>
+      <w:r>
+        <w:rPr>
+          <w:rFonts w:ascii="Big Caslon Medium" w:hAnsi="Big Caslon Medium" w:eastAsia="Big Caslon Medium" w:cs="Big Caslon Medium"/>
           <w:sz w:val="12"/>
           <w:szCs w:val="12"/>
         </w:rPr>
@@ -3550,14 +3550,14 @@
         <w:jc w:val="left"/>
         <w:widowControl w:val="0"/>
         <w:rPr>
-          <w:rFonts w:ascii="Big Caslon" w:hAnsi="Big Caslon" w:eastAsia="Big Caslon" w:cs="Big Caslon"/>
-          <w:sz w:val="12"/>
-          <w:szCs w:val="12"/>
-        </w:rPr>
-      </w:pPr>
-      <w:r>
-        <w:rPr>
-          <w:rFonts w:ascii="Big Caslon" w:hAnsi="Big Caslon" w:eastAsia="Big Caslon" w:cs="Big Caslon"/>
+          <w:rFonts w:ascii="Big Caslon Medium" w:hAnsi="Big Caslon Medium" w:eastAsia="Big Caslon Medium" w:cs="Big Caslon Medium"/>
+          <w:sz w:val="12"/>
+          <w:szCs w:val="12"/>
+        </w:rPr>
+      </w:pPr>
+      <w:r>
+        <w:rPr>
+          <w:rFonts w:ascii="Big Caslon Medium" w:hAnsi="Big Caslon Medium" w:eastAsia="Big Caslon Medium" w:cs="Big Caslon Medium"/>
           <w:sz w:val="12"/>
           <w:szCs w:val="12"/>
         </w:rPr>
@@ -3570,14 +3570,14 @@
         <w:jc w:val="left"/>
         <w:widowControl w:val="0"/>
         <w:rPr>
-          <w:rFonts w:ascii="Big Caslon" w:hAnsi="Big Caslon" w:eastAsia="Big Caslon" w:cs="Big Caslon"/>
-          <w:sz w:val="12"/>
-          <w:szCs w:val="12"/>
-        </w:rPr>
-      </w:pPr>
-      <w:r>
-        <w:rPr>
-          <w:rFonts w:ascii="Big Caslon" w:hAnsi="Big Caslon" w:eastAsia="Big Caslon" w:cs="Big Caslon"/>
+          <w:rFonts w:ascii="Big Caslon Medium" w:hAnsi="Big Caslon Medium" w:eastAsia="Big Caslon Medium" w:cs="Big Caslon Medium"/>
+          <w:sz w:val="12"/>
+          <w:szCs w:val="12"/>
+        </w:rPr>
+      </w:pPr>
+      <w:r>
+        <w:rPr>
+          <w:rFonts w:ascii="Big Caslon Medium" w:hAnsi="Big Caslon Medium" w:eastAsia="Big Caslon Medium" w:cs="Big Caslon Medium"/>
           <w:sz w:val="12"/>
           <w:szCs w:val="12"/>
         </w:rPr>
@@ -3590,14 +3590,14 @@
         <w:jc w:val="left"/>
         <w:widowControl w:val="0"/>
         <w:rPr>
-          <w:rFonts w:ascii="Big Caslon" w:hAnsi="Big Caslon" w:eastAsia="Big Caslon" w:cs="Big Caslon"/>
-          <w:sz w:val="12"/>
-          <w:szCs w:val="12"/>
-        </w:rPr>
-      </w:pPr>
-      <w:r>
-        <w:rPr>
-          <w:rFonts w:ascii="Big Caslon" w:hAnsi="Big Caslon" w:eastAsia="Big Caslon" w:cs="Big Caslon"/>
+          <w:rFonts w:ascii="Big Caslon Medium" w:hAnsi="Big Caslon Medium" w:eastAsia="Big Caslon Medium" w:cs="Big Caslon Medium"/>
+          <w:sz w:val="12"/>
+          <w:szCs w:val="12"/>
+        </w:rPr>
+      </w:pPr>
+      <w:r>
+        <w:rPr>
+          <w:rFonts w:ascii="Big Caslon Medium" w:hAnsi="Big Caslon Medium" w:eastAsia="Big Caslon Medium" w:cs="Big Caslon Medium"/>
           <w:sz w:val="12"/>
           <w:szCs w:val="12"/>
         </w:rPr>
@@ -3610,14 +3610,14 @@
         <w:jc w:val="left"/>
         <w:widowControl w:val="0"/>
         <w:rPr>
-          <w:rFonts w:ascii="Big Caslon" w:hAnsi="Big Caslon" w:eastAsia="Big Caslon" w:cs="Big Caslon"/>
-          <w:sz w:val="12"/>
-          <w:szCs w:val="12"/>
-        </w:rPr>
-      </w:pPr>
-      <w:r>
-        <w:rPr>
-          <w:rFonts w:ascii="Big Caslon" w:hAnsi="Big Caslon" w:eastAsia="Big Caslon" w:cs="Big Caslon"/>
+          <w:rFonts w:ascii="Big Caslon Medium" w:hAnsi="Big Caslon Medium" w:eastAsia="Big Caslon Medium" w:cs="Big Caslon Medium"/>
+          <w:sz w:val="12"/>
+          <w:szCs w:val="12"/>
+        </w:rPr>
+      </w:pPr>
+      <w:r>
+        <w:rPr>
+          <w:rFonts w:ascii="Big Caslon Medium" w:hAnsi="Big Caslon Medium" w:eastAsia="Big Caslon Medium" w:cs="Big Caslon Medium"/>
           <w:sz w:val="12"/>
           <w:szCs w:val="12"/>
         </w:rPr>
@@ -3630,14 +3630,14 @@
         <w:jc w:val="left"/>
         <w:widowControl w:val="0"/>
         <w:rPr>
-          <w:rFonts w:ascii="Big Caslon" w:hAnsi="Big Caslon" w:eastAsia="Big Caslon" w:cs="Big Caslon"/>
-          <w:sz w:val="12"/>
-          <w:szCs w:val="12"/>
-        </w:rPr>
-      </w:pPr>
-      <w:r>
-        <w:rPr>
-          <w:rFonts w:ascii="Big Caslon" w:hAnsi="Big Caslon" w:eastAsia="Big Caslon" w:cs="Big Caslon"/>
+          <w:rFonts w:ascii="Big Caslon Medium" w:hAnsi="Big Caslon Medium" w:eastAsia="Big Caslon Medium" w:cs="Big Caslon Medium"/>
+          <w:sz w:val="12"/>
+          <w:szCs w:val="12"/>
+        </w:rPr>
+      </w:pPr>
+      <w:r>
+        <w:rPr>
+          <w:rFonts w:ascii="Big Caslon Medium" w:hAnsi="Big Caslon Medium" w:eastAsia="Big Caslon Medium" w:cs="Big Caslon Medium"/>
           <w:sz w:val="12"/>
           <w:szCs w:val="12"/>
         </w:rPr>
@@ -3650,14 +3650,14 @@
         <w:jc w:val="left"/>
         <w:widowControl w:val="0"/>
         <w:rPr>
-          <w:rFonts w:ascii="Big Caslon" w:hAnsi="Big Caslon" w:eastAsia="Big Caslon" w:cs="Big Caslon"/>
-          <w:sz w:val="12"/>
-          <w:szCs w:val="12"/>
-        </w:rPr>
-      </w:pPr>
-      <w:r>
-        <w:rPr>
-          <w:rFonts w:ascii="Big Caslon" w:hAnsi="Big Caslon" w:eastAsia="Big Caslon" w:cs="Big Caslon"/>
+          <w:rFonts w:ascii="Big Caslon Medium" w:hAnsi="Big Caslon Medium" w:eastAsia="Big Caslon Medium" w:cs="Big Caslon Medium"/>
+          <w:sz w:val="12"/>
+          <w:szCs w:val="12"/>
+        </w:rPr>
+      </w:pPr>
+      <w:r>
+        <w:rPr>
+          <w:rFonts w:ascii="Big Caslon Medium" w:hAnsi="Big Caslon Medium" w:eastAsia="Big Caslon Medium" w:cs="Big Caslon Medium"/>
           <w:sz w:val="12"/>
           <w:szCs w:val="12"/>
         </w:rPr>
@@ -3670,14 +3670,14 @@
         <w:jc w:val="left"/>
         <w:widowControl w:val="0"/>
         <w:rPr>
-          <w:rFonts w:ascii="Big Caslon" w:hAnsi="Big Caslon" w:eastAsia="Big Caslon" w:cs="Big Caslon"/>
-          <w:sz w:val="12"/>
-          <w:szCs w:val="12"/>
-        </w:rPr>
-      </w:pPr>
-      <w:r>
-        <w:rPr>
-          <w:rFonts w:ascii="Big Caslon" w:hAnsi="Big Caslon" w:eastAsia="Big Caslon" w:cs="Big Caslon"/>
+          <w:rFonts w:ascii="Big Caslon Medium" w:hAnsi="Big Caslon Medium" w:eastAsia="Big Caslon Medium" w:cs="Big Caslon Medium"/>
+          <w:sz w:val="12"/>
+          <w:szCs w:val="12"/>
+        </w:rPr>
+      </w:pPr>
+      <w:r>
+        <w:rPr>
+          <w:rFonts w:ascii="Big Caslon Medium" w:hAnsi="Big Caslon Medium" w:eastAsia="Big Caslon Medium" w:cs="Big Caslon Medium"/>
           <w:sz w:val="12"/>
           <w:szCs w:val="12"/>
         </w:rPr>
@@ -3690,14 +3690,14 @@
         <w:jc w:val="left"/>
         <w:widowControl w:val="0"/>
         <w:rPr>
-          <w:rFonts w:ascii="Big Caslon" w:hAnsi="Big Caslon" w:eastAsia="Big Caslon" w:cs="Big Caslon"/>
-          <w:sz w:val="12"/>
-          <w:szCs w:val="12"/>
-        </w:rPr>
-      </w:pPr>
-      <w:r>
-        <w:rPr>
-          <w:rFonts w:ascii="Big Caslon" w:hAnsi="Big Caslon" w:eastAsia="Big Caslon" w:cs="Big Caslon"/>
+          <w:rFonts w:ascii="Big Caslon Medium" w:hAnsi="Big Caslon Medium" w:eastAsia="Big Caslon Medium" w:cs="Big Caslon Medium"/>
+          <w:sz w:val="12"/>
+          <w:szCs w:val="12"/>
+        </w:rPr>
+      </w:pPr>
+      <w:r>
+        <w:rPr>
+          <w:rFonts w:ascii="Big Caslon Medium" w:hAnsi="Big Caslon Medium" w:eastAsia="Big Caslon Medium" w:cs="Big Caslon Medium"/>
           <w:sz w:val="12"/>
           <w:szCs w:val="12"/>
         </w:rPr>
@@ -3710,14 +3710,14 @@
         <w:jc w:val="left"/>
         <w:widowControl w:val="0"/>
         <w:rPr>
-          <w:rFonts w:ascii="Big Caslon" w:hAnsi="Big Caslon" w:eastAsia="Big Caslon" w:cs="Big Caslon"/>
-          <w:sz w:val="12"/>
-          <w:szCs w:val="12"/>
-        </w:rPr>
-      </w:pPr>
-      <w:r>
-        <w:rPr>
-          <w:rFonts w:ascii="Big Caslon" w:hAnsi="Big Caslon" w:eastAsia="Big Caslon" w:cs="Big Caslon"/>
+          <w:rFonts w:ascii="Big Caslon Medium" w:hAnsi="Big Caslon Medium" w:eastAsia="Big Caslon Medium" w:cs="Big Caslon Medium"/>
+          <w:sz w:val="12"/>
+          <w:szCs w:val="12"/>
+        </w:rPr>
+      </w:pPr>
+      <w:r>
+        <w:rPr>
+          <w:rFonts w:ascii="Big Caslon Medium" w:hAnsi="Big Caslon Medium" w:eastAsia="Big Caslon Medium" w:cs="Big Caslon Medium"/>
           <w:sz w:val="12"/>
           <w:szCs w:val="12"/>
         </w:rPr>
@@ -3730,14 +3730,14 @@
         <w:jc w:val="left"/>
         <w:widowControl w:val="0"/>
         <w:rPr>
-          <w:rFonts w:ascii="Big Caslon" w:hAnsi="Big Caslon" w:eastAsia="Big Caslon" w:cs="Big Caslon"/>
-          <w:sz w:val="12"/>
-          <w:szCs w:val="12"/>
-        </w:rPr>
-      </w:pPr>
-      <w:r>
-        <w:rPr>
-          <w:rFonts w:ascii="Big Caslon" w:hAnsi="Big Caslon" w:eastAsia="Big Caslon" w:cs="Big Caslon"/>
+          <w:rFonts w:ascii="Big Caslon Medium" w:hAnsi="Big Caslon Medium" w:eastAsia="Big Caslon Medium" w:cs="Big Caslon Medium"/>
+          <w:sz w:val="12"/>
+          <w:szCs w:val="12"/>
+        </w:rPr>
+      </w:pPr>
+      <w:r>
+        <w:rPr>
+          <w:rFonts w:ascii="Big Caslon Medium" w:hAnsi="Big Caslon Medium" w:eastAsia="Big Caslon Medium" w:cs="Big Caslon Medium"/>
           <w:sz w:val="12"/>
           <w:szCs w:val="12"/>
         </w:rPr>
@@ -3750,14 +3750,14 @@
         <w:jc w:val="left"/>
         <w:widowControl w:val="0"/>
         <w:rPr>
-          <w:rFonts w:ascii="Big Caslon" w:hAnsi="Big Caslon" w:eastAsia="Big Caslon" w:cs="Big Caslon"/>
-          <w:sz w:val="12"/>
-          <w:szCs w:val="12"/>
-        </w:rPr>
-      </w:pPr>
-      <w:r>
-        <w:rPr>
-          <w:rFonts w:ascii="Big Caslon" w:hAnsi="Big Caslon" w:eastAsia="Big Caslon" w:cs="Big Caslon"/>
+          <w:rFonts w:ascii="Big Caslon Medium" w:hAnsi="Big Caslon Medium" w:eastAsia="Big Caslon Medium" w:cs="Big Caslon Medium"/>
+          <w:sz w:val="12"/>
+          <w:szCs w:val="12"/>
+        </w:rPr>
+      </w:pPr>
+      <w:r>
+        <w:rPr>
+          <w:rFonts w:ascii="Big Caslon Medium" w:hAnsi="Big Caslon Medium" w:eastAsia="Big Caslon Medium" w:cs="Big Caslon Medium"/>
           <w:sz w:val="12"/>
           <w:szCs w:val="12"/>
         </w:rPr>
@@ -3770,14 +3770,14 @@
         <w:jc w:val="left"/>
         <w:widowControl w:val="0"/>
         <w:rPr>
-          <w:rFonts w:ascii="Big Caslon" w:hAnsi="Big Caslon" w:eastAsia="Big Caslon" w:cs="Big Caslon"/>
-          <w:sz w:val="12"/>
-          <w:szCs w:val="12"/>
-        </w:rPr>
-      </w:pPr>
-      <w:r>
-        <w:rPr>
-          <w:rFonts w:ascii="Big Caslon" w:hAnsi="Big Caslon" w:eastAsia="Big Caslon" w:cs="Big Caslon"/>
+          <w:rFonts w:ascii="Big Caslon Medium" w:hAnsi="Big Caslon Medium" w:eastAsia="Big Caslon Medium" w:cs="Big Caslon Medium"/>
+          <w:sz w:val="12"/>
+          <w:szCs w:val="12"/>
+        </w:rPr>
+      </w:pPr>
+      <w:r>
+        <w:rPr>
+          <w:rFonts w:ascii="Big Caslon Medium" w:hAnsi="Big Caslon Medium" w:eastAsia="Big Caslon Medium" w:cs="Big Caslon Medium"/>
           <w:sz w:val="12"/>
           <w:szCs w:val="12"/>
         </w:rPr>
@@ -3790,14 +3790,14 @@
         <w:jc w:val="left"/>
         <w:widowControl w:val="0"/>
         <w:rPr>
-          <w:rFonts w:ascii="Big Caslon" w:hAnsi="Big Caslon" w:eastAsia="Big Caslon" w:cs="Big Caslon"/>
-          <w:sz w:val="12"/>
-          <w:szCs w:val="12"/>
-        </w:rPr>
-      </w:pPr>
-      <w:r>
-        <w:rPr>
-          <w:rFonts w:ascii="Big Caslon" w:hAnsi="Big Caslon" w:eastAsia="Big Caslon" w:cs="Big Caslon"/>
+          <w:rFonts w:ascii="Big Caslon Medium" w:hAnsi="Big Caslon Medium" w:eastAsia="Big Caslon Medium" w:cs="Big Caslon Medium"/>
+          <w:sz w:val="12"/>
+          <w:szCs w:val="12"/>
+        </w:rPr>
+      </w:pPr>
+      <w:r>
+        <w:rPr>
+          <w:rFonts w:ascii="Big Caslon Medium" w:hAnsi="Big Caslon Medium" w:eastAsia="Big Caslon Medium" w:cs="Big Caslon Medium"/>
           <w:sz w:val="12"/>
           <w:szCs w:val="12"/>
         </w:rPr>
@@ -3810,14 +3810,14 @@
         <w:jc w:val="left"/>
         <w:widowControl w:val="0"/>
         <w:rPr>
-          <w:rFonts w:ascii="Big Caslon" w:hAnsi="Big Caslon" w:eastAsia="Big Caslon" w:cs="Big Caslon"/>
-          <w:sz w:val="12"/>
-          <w:szCs w:val="12"/>
-        </w:rPr>
-      </w:pPr>
-      <w:r>
-        <w:rPr>
-          <w:rFonts w:ascii="Big Caslon" w:hAnsi="Big Caslon" w:eastAsia="Big Caslon" w:cs="Big Caslon"/>
+          <w:rFonts w:ascii="Big Caslon Medium" w:hAnsi="Big Caslon Medium" w:eastAsia="Big Caslon Medium" w:cs="Big Caslon Medium"/>
+          <w:sz w:val="12"/>
+          <w:szCs w:val="12"/>
+        </w:rPr>
+      </w:pPr>
+      <w:r>
+        <w:rPr>
+          <w:rFonts w:ascii="Big Caslon Medium" w:hAnsi="Big Caslon Medium" w:eastAsia="Big Caslon Medium" w:cs="Big Caslon Medium"/>
           <w:sz w:val="12"/>
           <w:szCs w:val="12"/>
         </w:rPr>
@@ -3830,14 +3830,14 @@
         <w:jc w:val="left"/>
         <w:widowControl w:val="0"/>
         <w:rPr>
-          <w:rFonts w:ascii="Big Caslon" w:hAnsi="Big Caslon" w:eastAsia="Big Caslon" w:cs="Big Caslon"/>
-          <w:sz w:val="12"/>
-          <w:szCs w:val="12"/>
-        </w:rPr>
-      </w:pPr>
-      <w:r>
-        <w:rPr>
-          <w:rFonts w:ascii="Big Caslon" w:hAnsi="Big Caslon" w:eastAsia="Big Caslon" w:cs="Big Caslon"/>
+          <w:rFonts w:ascii="Big Caslon Medium" w:hAnsi="Big Caslon Medium" w:eastAsia="Big Caslon Medium" w:cs="Big Caslon Medium"/>
+          <w:sz w:val="12"/>
+          <w:szCs w:val="12"/>
+        </w:rPr>
+      </w:pPr>
+      <w:r>
+        <w:rPr>
+          <w:rFonts w:ascii="Big Caslon Medium" w:hAnsi="Big Caslon Medium" w:eastAsia="Big Caslon Medium" w:cs="Big Caslon Medium"/>
           <w:sz w:val="12"/>
           <w:szCs w:val="12"/>
         </w:rPr>
@@ -3850,14 +3850,14 @@
         <w:jc w:val="left"/>
         <w:widowControl w:val="0"/>
         <w:rPr>
-          <w:rFonts w:ascii="Big Caslon" w:hAnsi="Big Caslon" w:eastAsia="Big Caslon" w:cs="Big Caslon"/>
-          <w:sz w:val="12"/>
-          <w:szCs w:val="12"/>
-        </w:rPr>
-      </w:pPr>
-      <w:r>
-        <w:rPr>
-          <w:rFonts w:ascii="Big Caslon" w:hAnsi="Big Caslon" w:eastAsia="Big Caslon" w:cs="Big Caslon"/>
+          <w:rFonts w:ascii="Big Caslon Medium" w:hAnsi="Big Caslon Medium" w:eastAsia="Big Caslon Medium" w:cs="Big Caslon Medium"/>
+          <w:sz w:val="12"/>
+          <w:szCs w:val="12"/>
+        </w:rPr>
+      </w:pPr>
+      <w:r>
+        <w:rPr>
+          <w:rFonts w:ascii="Big Caslon Medium" w:hAnsi="Big Caslon Medium" w:eastAsia="Big Caslon Medium" w:cs="Big Caslon Medium"/>
           <w:sz w:val="12"/>
           <w:szCs w:val="12"/>
         </w:rPr>
@@ -3870,14 +3870,14 @@
         <w:jc w:val="left"/>
         <w:widowControl w:val="0"/>
         <w:rPr>
-          <w:rFonts w:ascii="Big Caslon" w:hAnsi="Big Caslon" w:eastAsia="Big Caslon" w:cs="Big Caslon"/>
-          <w:sz w:val="12"/>
-          <w:szCs w:val="12"/>
-        </w:rPr>
-      </w:pPr>
-      <w:r>
-        <w:rPr>
-          <w:rFonts w:ascii="Big Caslon" w:hAnsi="Big Caslon" w:eastAsia="Big Caslon" w:cs="Big Caslon"/>
+          <w:rFonts w:ascii="Big Caslon Medium" w:hAnsi="Big Caslon Medium" w:eastAsia="Big Caslon Medium" w:cs="Big Caslon Medium"/>
+          <w:sz w:val="12"/>
+          <w:szCs w:val="12"/>
+        </w:rPr>
+      </w:pPr>
+      <w:r>
+        <w:rPr>
+          <w:rFonts w:ascii="Big Caslon Medium" w:hAnsi="Big Caslon Medium" w:eastAsia="Big Caslon Medium" w:cs="Big Caslon Medium"/>
           <w:sz w:val="12"/>
           <w:szCs w:val="12"/>
         </w:rPr>
@@ -3890,14 +3890,14 @@
         <w:jc w:val="left"/>
         <w:widowControl w:val="0"/>
         <w:rPr>
-          <w:rFonts w:ascii="Big Caslon" w:hAnsi="Big Caslon" w:eastAsia="Big Caslon" w:cs="Big Caslon"/>
-          <w:sz w:val="12"/>
-          <w:szCs w:val="12"/>
-        </w:rPr>
-      </w:pPr>
-      <w:r>
-        <w:rPr>
-          <w:rFonts w:ascii="Big Caslon" w:hAnsi="Big Caslon" w:eastAsia="Big Caslon" w:cs="Big Caslon"/>
+          <w:rFonts w:ascii="Big Caslon Medium" w:hAnsi="Big Caslon Medium" w:eastAsia="Big Caslon Medium" w:cs="Big Caslon Medium"/>
+          <w:sz w:val="12"/>
+          <w:szCs w:val="12"/>
+        </w:rPr>
+      </w:pPr>
+      <w:r>
+        <w:rPr>
+          <w:rFonts w:ascii="Big Caslon Medium" w:hAnsi="Big Caslon Medium" w:eastAsia="Big Caslon Medium" w:cs="Big Caslon Medium"/>
           <w:sz w:val="12"/>
           <w:szCs w:val="12"/>
         </w:rPr>
@@ -3910,14 +3910,14 @@
         <w:jc w:val="left"/>
         <w:widowControl w:val="0"/>
         <w:rPr>
-          <w:rFonts w:ascii="Big Caslon" w:hAnsi="Big Caslon" w:eastAsia="Big Caslon" w:cs="Big Caslon"/>
-          <w:sz w:val="12"/>
-          <w:szCs w:val="12"/>
-        </w:rPr>
-      </w:pPr>
-      <w:r>
-        <w:rPr>
-          <w:rFonts w:ascii="Big Caslon" w:hAnsi="Big Caslon" w:eastAsia="Big Caslon" w:cs="Big Caslon"/>
+          <w:rFonts w:ascii="Big Caslon Medium" w:hAnsi="Big Caslon Medium" w:eastAsia="Big Caslon Medium" w:cs="Big Caslon Medium"/>
+          <w:sz w:val="12"/>
+          <w:szCs w:val="12"/>
+        </w:rPr>
+      </w:pPr>
+      <w:r>
+        <w:rPr>
+          <w:rFonts w:ascii="Big Caslon Medium" w:hAnsi="Big Caslon Medium" w:eastAsia="Big Caslon Medium" w:cs="Big Caslon Medium"/>
           <w:sz w:val="12"/>
           <w:szCs w:val="12"/>
         </w:rPr>
@@ -3930,14 +3930,14 @@
         <w:jc w:val="left"/>
         <w:widowControl w:val="0"/>
         <w:rPr>
-          <w:rFonts w:ascii="Big Caslon" w:hAnsi="Big Caslon" w:eastAsia="Big Caslon" w:cs="Big Caslon"/>
-          <w:sz w:val="12"/>
-          <w:szCs w:val="12"/>
-        </w:rPr>
-      </w:pPr>
-      <w:r>
-        <w:rPr>
-          <w:rFonts w:ascii="Big Caslon" w:hAnsi="Big Caslon" w:eastAsia="Big Caslon" w:cs="Big Caslon"/>
+          <w:rFonts w:ascii="Big Caslon Medium" w:hAnsi="Big Caslon Medium" w:eastAsia="Big Caslon Medium" w:cs="Big Caslon Medium"/>
+          <w:sz w:val="12"/>
+          <w:szCs w:val="12"/>
+        </w:rPr>
+      </w:pPr>
+      <w:r>
+        <w:rPr>
+          <w:rFonts w:ascii="Big Caslon Medium" w:hAnsi="Big Caslon Medium" w:eastAsia="Big Caslon Medium" w:cs="Big Caslon Medium"/>
           <w:sz w:val="12"/>
           <w:szCs w:val="12"/>
         </w:rPr>
@@ -3950,14 +3950,14 @@
         <w:jc w:val="left"/>
         <w:widowControl w:val="0"/>
         <w:rPr>
-          <w:rFonts w:ascii="Big Caslon" w:hAnsi="Big Caslon" w:eastAsia="Big Caslon" w:cs="Big Caslon"/>
-          <w:sz w:val="12"/>
-          <w:szCs w:val="12"/>
-        </w:rPr>
-      </w:pPr>
-      <w:r>
-        <w:rPr>
-          <w:rFonts w:ascii="Big Caslon" w:hAnsi="Big Caslon" w:eastAsia="Big Caslon" w:cs="Big Caslon"/>
+          <w:rFonts w:ascii="Big Caslon Medium" w:hAnsi="Big Caslon Medium" w:eastAsia="Big Caslon Medium" w:cs="Big Caslon Medium"/>
+          <w:sz w:val="12"/>
+          <w:szCs w:val="12"/>
+        </w:rPr>
+      </w:pPr>
+      <w:r>
+        <w:rPr>
+          <w:rFonts w:ascii="Big Caslon Medium" w:hAnsi="Big Caslon Medium" w:eastAsia="Big Caslon Medium" w:cs="Big Caslon Medium"/>
           <w:sz w:val="12"/>
           <w:szCs w:val="12"/>
         </w:rPr>
@@ -3970,14 +3970,14 @@
         <w:jc w:val="left"/>
         <w:widowControl w:val="0"/>
         <w:rPr>
-          <w:rFonts w:ascii="Big Caslon" w:hAnsi="Big Caslon" w:eastAsia="Big Caslon" w:cs="Big Caslon"/>
-          <w:sz w:val="12"/>
-          <w:szCs w:val="12"/>
-        </w:rPr>
-      </w:pPr>
-      <w:r>
-        <w:rPr>
-          <w:rFonts w:ascii="Big Caslon" w:hAnsi="Big Caslon" w:eastAsia="Big Caslon" w:cs="Big Caslon"/>
+          <w:rFonts w:ascii="Big Caslon Medium" w:hAnsi="Big Caslon Medium" w:eastAsia="Big Caslon Medium" w:cs="Big Caslon Medium"/>
+          <w:sz w:val="12"/>
+          <w:szCs w:val="12"/>
+        </w:rPr>
+      </w:pPr>
+      <w:r>
+        <w:rPr>
+          <w:rFonts w:ascii="Big Caslon Medium" w:hAnsi="Big Caslon Medium" w:eastAsia="Big Caslon Medium" w:cs="Big Caslon Medium"/>
           <w:sz w:val="12"/>
           <w:szCs w:val="12"/>
         </w:rPr>
@@ -3990,14 +3990,14 @@
         <w:jc w:val="left"/>
         <w:widowControl w:val="0"/>
         <w:rPr>
-          <w:rFonts w:ascii="Big Caslon" w:hAnsi="Big Caslon" w:eastAsia="Big Caslon" w:cs="Big Caslon"/>
-          <w:sz w:val="12"/>
-          <w:szCs w:val="12"/>
-        </w:rPr>
-      </w:pPr>
-      <w:r>
-        <w:rPr>
-          <w:rFonts w:ascii="Big Caslon" w:hAnsi="Big Caslon" w:eastAsia="Big Caslon" w:cs="Big Caslon"/>
+          <w:rFonts w:ascii="Big Caslon Medium" w:hAnsi="Big Caslon Medium" w:eastAsia="Big Caslon Medium" w:cs="Big Caslon Medium"/>
+          <w:sz w:val="12"/>
+          <w:szCs w:val="12"/>
+        </w:rPr>
+      </w:pPr>
+      <w:r>
+        <w:rPr>
+          <w:rFonts w:ascii="Big Caslon Medium" w:hAnsi="Big Caslon Medium" w:eastAsia="Big Caslon Medium" w:cs="Big Caslon Medium"/>
           <w:sz w:val="12"/>
           <w:szCs w:val="12"/>
         </w:rPr>
@@ -4010,14 +4010,14 @@
         <w:jc w:val="left"/>
         <w:widowControl w:val="0"/>
         <w:rPr>
-          <w:rFonts w:ascii="Big Caslon" w:hAnsi="Big Caslon" w:eastAsia="Big Caslon" w:cs="Big Caslon"/>
-          <w:sz w:val="12"/>
-          <w:szCs w:val="12"/>
-        </w:rPr>
-      </w:pPr>
-      <w:r>
-        <w:rPr>
-          <w:rFonts w:ascii="Big Caslon" w:hAnsi="Big Caslon" w:eastAsia="Big Caslon" w:cs="Big Caslon"/>
+          <w:rFonts w:ascii="Big Caslon Medium" w:hAnsi="Big Caslon Medium" w:eastAsia="Big Caslon Medium" w:cs="Big Caslon Medium"/>
+          <w:sz w:val="12"/>
+          <w:szCs w:val="12"/>
+        </w:rPr>
+      </w:pPr>
+      <w:r>
+        <w:rPr>
+          <w:rFonts w:ascii="Big Caslon Medium" w:hAnsi="Big Caslon Medium" w:eastAsia="Big Caslon Medium" w:cs="Big Caslon Medium"/>
           <w:sz w:val="12"/>
           <w:szCs w:val="12"/>
         </w:rPr>
@@ -4030,14 +4030,14 @@
         <w:jc w:val="left"/>
         <w:widowControl w:val="0"/>
         <w:rPr>
-          <w:rFonts w:ascii="Big Caslon" w:hAnsi="Big Caslon" w:eastAsia="Big Caslon" w:cs="Big Caslon"/>
-          <w:sz w:val="12"/>
-          <w:szCs w:val="12"/>
-        </w:rPr>
-      </w:pPr>
-      <w:r>
-        <w:rPr>
-          <w:rFonts w:ascii="Big Caslon" w:hAnsi="Big Caslon" w:eastAsia="Big Caslon" w:cs="Big Caslon"/>
+          <w:rFonts w:ascii="Big Caslon Medium" w:hAnsi="Big Caslon Medium" w:eastAsia="Big Caslon Medium" w:cs="Big Caslon Medium"/>
+          <w:sz w:val="12"/>
+          <w:szCs w:val="12"/>
+        </w:rPr>
+      </w:pPr>
+      <w:r>
+        <w:rPr>
+          <w:rFonts w:ascii="Big Caslon Medium" w:hAnsi="Big Caslon Medium" w:eastAsia="Big Caslon Medium" w:cs="Big Caslon Medium"/>
           <w:sz w:val="12"/>
           <w:szCs w:val="12"/>
         </w:rPr>
@@ -4050,14 +4050,14 @@
         <w:jc w:val="left"/>
         <w:widowControl w:val="0"/>
         <w:rPr>
-          <w:rFonts w:ascii="Big Caslon" w:hAnsi="Big Caslon" w:eastAsia="Big Caslon" w:cs="Big Caslon"/>
-          <w:sz w:val="12"/>
-          <w:szCs w:val="12"/>
-        </w:rPr>
-      </w:pPr>
-      <w:r>
-        <w:rPr>
-          <w:rFonts w:ascii="Big Caslon" w:hAnsi="Big Caslon" w:eastAsia="Big Caslon" w:cs="Big Caslon"/>
+          <w:rFonts w:ascii="Big Caslon Medium" w:hAnsi="Big Caslon Medium" w:eastAsia="Big Caslon Medium" w:cs="Big Caslon Medium"/>
+          <w:sz w:val="12"/>
+          <w:szCs w:val="12"/>
+        </w:rPr>
+      </w:pPr>
+      <w:r>
+        <w:rPr>
+          <w:rFonts w:ascii="Big Caslon Medium" w:hAnsi="Big Caslon Medium" w:eastAsia="Big Caslon Medium" w:cs="Big Caslon Medium"/>
           <w:sz w:val="12"/>
           <w:szCs w:val="12"/>
         </w:rPr>
@@ -4070,14 +4070,14 @@
         <w:jc w:val="left"/>
         <w:widowControl w:val="0"/>
         <w:rPr>
-          <w:rFonts w:ascii="Big Caslon" w:hAnsi="Big Caslon" w:eastAsia="Big Caslon" w:cs="Big Caslon"/>
-          <w:sz w:val="12"/>
-          <w:szCs w:val="12"/>
-        </w:rPr>
-      </w:pPr>
-      <w:r>
-        <w:rPr>
-          <w:rFonts w:ascii="Big Caslon" w:hAnsi="Big Caslon" w:eastAsia="Big Caslon" w:cs="Big Caslon"/>
+          <w:rFonts w:ascii="Big Caslon Medium" w:hAnsi="Big Caslon Medium" w:eastAsia="Big Caslon Medium" w:cs="Big Caslon Medium"/>
+          <w:sz w:val="12"/>
+          <w:szCs w:val="12"/>
+        </w:rPr>
+      </w:pPr>
+      <w:r>
+        <w:rPr>
+          <w:rFonts w:ascii="Big Caslon Medium" w:hAnsi="Big Caslon Medium" w:eastAsia="Big Caslon Medium" w:cs="Big Caslon Medium"/>
           <w:sz w:val="12"/>
           <w:szCs w:val="12"/>
         </w:rPr>
@@ -4090,14 +4090,14 @@
         <w:jc w:val="left"/>
         <w:widowControl w:val="0"/>
         <w:rPr>
-          <w:rFonts w:ascii="Big Caslon" w:hAnsi="Big Caslon" w:eastAsia="Big Caslon" w:cs="Big Caslon"/>
-          <w:sz w:val="12"/>
-          <w:szCs w:val="12"/>
-        </w:rPr>
-      </w:pPr>
-      <w:r>
-        <w:rPr>
-          <w:rFonts w:ascii="Big Caslon" w:hAnsi="Big Caslon" w:eastAsia="Big Caslon" w:cs="Big Caslon"/>
+          <w:rFonts w:ascii="Big Caslon Medium" w:hAnsi="Big Caslon Medium" w:eastAsia="Big Caslon Medium" w:cs="Big Caslon Medium"/>
+          <w:sz w:val="12"/>
+          <w:szCs w:val="12"/>
+        </w:rPr>
+      </w:pPr>
+      <w:r>
+        <w:rPr>
+          <w:rFonts w:ascii="Big Caslon Medium" w:hAnsi="Big Caslon Medium" w:eastAsia="Big Caslon Medium" w:cs="Big Caslon Medium"/>
           <w:sz w:val="12"/>
           <w:szCs w:val="12"/>
         </w:rPr>
@@ -4110,14 +4110,14 @@
         <w:jc w:val="left"/>
         <w:widowControl w:val="0"/>
         <w:rPr>
-          <w:rFonts w:ascii="Big Caslon" w:hAnsi="Big Caslon" w:eastAsia="Big Caslon" w:cs="Big Caslon"/>
-          <w:sz w:val="12"/>
-          <w:szCs w:val="12"/>
-        </w:rPr>
-      </w:pPr>
-      <w:r>
-        <w:rPr>
-          <w:rFonts w:ascii="Big Caslon" w:hAnsi="Big Caslon" w:eastAsia="Big Caslon" w:cs="Big Caslon"/>
+          <w:rFonts w:ascii="Big Caslon Medium" w:hAnsi="Big Caslon Medium" w:eastAsia="Big Caslon Medium" w:cs="Big Caslon Medium"/>
+          <w:sz w:val="12"/>
+          <w:szCs w:val="12"/>
+        </w:rPr>
+      </w:pPr>
+      <w:r>
+        <w:rPr>
+          <w:rFonts w:ascii="Big Caslon Medium" w:hAnsi="Big Caslon Medium" w:eastAsia="Big Caslon Medium" w:cs="Big Caslon Medium"/>
           <w:sz w:val="12"/>
           <w:szCs w:val="12"/>
         </w:rPr>
@@ -4130,14 +4130,14 @@
         <w:jc w:val="left"/>
         <w:widowControl w:val="0"/>
         <w:rPr>
-          <w:rFonts w:ascii="Big Caslon" w:hAnsi="Big Caslon" w:eastAsia="Big Caslon" w:cs="Big Caslon"/>
-          <w:sz w:val="12"/>
-          <w:szCs w:val="12"/>
-        </w:rPr>
-      </w:pPr>
-      <w:r>
-        <w:rPr>
-          <w:rFonts w:ascii="Big Caslon" w:hAnsi="Big Caslon" w:eastAsia="Big Caslon" w:cs="Big Caslon"/>
+          <w:rFonts w:ascii="Big Caslon Medium" w:hAnsi="Big Caslon Medium" w:eastAsia="Big Caslon Medium" w:cs="Big Caslon Medium"/>
+          <w:sz w:val="12"/>
+          <w:szCs w:val="12"/>
+        </w:rPr>
+      </w:pPr>
+      <w:r>
+        <w:rPr>
+          <w:rFonts w:ascii="Big Caslon Medium" w:hAnsi="Big Caslon Medium" w:eastAsia="Big Caslon Medium" w:cs="Big Caslon Medium"/>
           <w:sz w:val="12"/>
           <w:szCs w:val="12"/>
         </w:rPr>
@@ -4150,14 +4150,14 @@
         <w:jc w:val="left"/>
         <w:widowControl w:val="0"/>
         <w:rPr>
-          <w:rFonts w:ascii="Big Caslon" w:hAnsi="Big Caslon" w:eastAsia="Big Caslon" w:cs="Big Caslon"/>
-          <w:sz w:val="12"/>
-          <w:szCs w:val="12"/>
-        </w:rPr>
-      </w:pPr>
-      <w:r>
-        <w:rPr>
-          <w:rFonts w:ascii="Big Caslon" w:hAnsi="Big Caslon" w:eastAsia="Big Caslon" w:cs="Big Caslon"/>
+          <w:rFonts w:ascii="Big Caslon Medium" w:hAnsi="Big Caslon Medium" w:eastAsia="Big Caslon Medium" w:cs="Big Caslon Medium"/>
+          <w:sz w:val="12"/>
+          <w:szCs w:val="12"/>
+        </w:rPr>
+      </w:pPr>
+      <w:r>
+        <w:rPr>
+          <w:rFonts w:ascii="Big Caslon Medium" w:hAnsi="Big Caslon Medium" w:eastAsia="Big Caslon Medium" w:cs="Big Caslon Medium"/>
           <w:sz w:val="12"/>
           <w:szCs w:val="12"/>
         </w:rPr>
@@ -4170,14 +4170,14 @@
         <w:jc w:val="left"/>
         <w:widowControl w:val="0"/>
         <w:rPr>
-          <w:rFonts w:ascii="Big Caslon" w:hAnsi="Big Caslon" w:eastAsia="Big Caslon" w:cs="Big Caslon"/>
-          <w:sz w:val="12"/>
-          <w:szCs w:val="12"/>
-        </w:rPr>
-      </w:pPr>
-      <w:r>
-        <w:rPr>
-          <w:rFonts w:ascii="Big Caslon" w:hAnsi="Big Caslon" w:eastAsia="Big Caslon" w:cs="Big Caslon"/>
+          <w:rFonts w:ascii="Big Caslon Medium" w:hAnsi="Big Caslon Medium" w:eastAsia="Big Caslon Medium" w:cs="Big Caslon Medium"/>
+          <w:sz w:val="12"/>
+          <w:szCs w:val="12"/>
+        </w:rPr>
+      </w:pPr>
+      <w:r>
+        <w:rPr>
+          <w:rFonts w:ascii="Big Caslon Medium" w:hAnsi="Big Caslon Medium" w:eastAsia="Big Caslon Medium" w:cs="Big Caslon Medium"/>
           <w:sz w:val="12"/>
           <w:szCs w:val="12"/>
         </w:rPr>
@@ -4190,14 +4190,14 @@
         <w:jc w:val="left"/>
         <w:widowControl w:val="0"/>
         <w:rPr>
-          <w:rFonts w:ascii="Big Caslon" w:hAnsi="Big Caslon" w:eastAsia="Big Caslon" w:cs="Big Caslon"/>
-          <w:sz w:val="12"/>
-          <w:szCs w:val="12"/>
-        </w:rPr>
-      </w:pPr>
-      <w:r>
-        <w:rPr>
-          <w:rFonts w:ascii="Big Caslon" w:hAnsi="Big Caslon" w:eastAsia="Big Caslon" w:cs="Big Caslon"/>
+          <w:rFonts w:ascii="Big Caslon Medium" w:hAnsi="Big Caslon Medium" w:eastAsia="Big Caslon Medium" w:cs="Big Caslon Medium"/>
+          <w:sz w:val="12"/>
+          <w:szCs w:val="12"/>
+        </w:rPr>
+      </w:pPr>
+      <w:r>
+        <w:rPr>
+          <w:rFonts w:ascii="Big Caslon Medium" w:hAnsi="Big Caslon Medium" w:eastAsia="Big Caslon Medium" w:cs="Big Caslon Medium"/>
           <w:sz w:val="12"/>
           <w:szCs w:val="12"/>
         </w:rPr>
@@ -4210,14 +4210,14 @@
         <w:jc w:val="left"/>
         <w:widowControl w:val="0"/>
         <w:rPr>
-          <w:rFonts w:ascii="Big Caslon" w:hAnsi="Big Caslon" w:eastAsia="Big Caslon" w:cs="Big Caslon"/>
-          <w:sz w:val="12"/>
-          <w:szCs w:val="12"/>
-        </w:rPr>
-      </w:pPr>
-      <w:r>
-        <w:rPr>
-          <w:rFonts w:ascii="Big Caslon" w:hAnsi="Big Caslon" w:eastAsia="Big Caslon" w:cs="Big Caslon"/>
+          <w:rFonts w:ascii="Big Caslon Medium" w:hAnsi="Big Caslon Medium" w:eastAsia="Big Caslon Medium" w:cs="Big Caslon Medium"/>
+          <w:sz w:val="12"/>
+          <w:szCs w:val="12"/>
+        </w:rPr>
+      </w:pPr>
+      <w:r>
+        <w:rPr>
+          <w:rFonts w:ascii="Big Caslon Medium" w:hAnsi="Big Caslon Medium" w:eastAsia="Big Caslon Medium" w:cs="Big Caslon Medium"/>
           <w:sz w:val="12"/>
           <w:szCs w:val="12"/>
         </w:rPr>
@@ -4230,14 +4230,14 @@
         <w:jc w:val="left"/>
         <w:widowControl w:val="0"/>
         <w:rPr>
-          <w:rFonts w:ascii="Big Caslon" w:hAnsi="Big Caslon" w:eastAsia="Big Caslon" w:cs="Big Caslon"/>
-          <w:sz w:val="12"/>
-          <w:szCs w:val="12"/>
-        </w:rPr>
-      </w:pPr>
-      <w:r>
-        <w:rPr>
-          <w:rFonts w:ascii="Big Caslon" w:hAnsi="Big Caslon" w:eastAsia="Big Caslon" w:cs="Big Caslon"/>
+          <w:rFonts w:ascii="Big Caslon Medium" w:hAnsi="Big Caslon Medium" w:eastAsia="Big Caslon Medium" w:cs="Big Caslon Medium"/>
+          <w:sz w:val="12"/>
+          <w:szCs w:val="12"/>
+        </w:rPr>
+      </w:pPr>
+      <w:r>
+        <w:rPr>
+          <w:rFonts w:ascii="Big Caslon Medium" w:hAnsi="Big Caslon Medium" w:eastAsia="Big Caslon Medium" w:cs="Big Caslon Medium"/>
           <w:sz w:val="12"/>
           <w:szCs w:val="12"/>
         </w:rPr>
@@ -4250,14 +4250,14 @@
         <w:jc w:val="left"/>
         <w:widowControl w:val="0"/>
         <w:rPr>
-          <w:rFonts w:ascii="Big Caslon" w:hAnsi="Big Caslon" w:eastAsia="Big Caslon" w:cs="Big Caslon"/>
-          <w:sz w:val="12"/>
-          <w:szCs w:val="12"/>
-        </w:rPr>
-      </w:pPr>
-      <w:r>
-        <w:rPr>
-          <w:rFonts w:ascii="Big Caslon" w:hAnsi="Big Caslon" w:eastAsia="Big Caslon" w:cs="Big Caslon"/>
+          <w:rFonts w:ascii="Big Caslon Medium" w:hAnsi="Big Caslon Medium" w:eastAsia="Big Caslon Medium" w:cs="Big Caslon Medium"/>
+          <w:sz w:val="12"/>
+          <w:szCs w:val="12"/>
+        </w:rPr>
+      </w:pPr>
+      <w:r>
+        <w:rPr>
+          <w:rFonts w:ascii="Big Caslon Medium" w:hAnsi="Big Caslon Medium" w:eastAsia="Big Caslon Medium" w:cs="Big Caslon Medium"/>
           <w:sz w:val="12"/>
           <w:szCs w:val="12"/>
         </w:rPr>
@@ -4270,14 +4270,14 @@
         <w:jc w:val="left"/>
         <w:widowControl w:val="0"/>
         <w:rPr>
-          <w:rFonts w:ascii="Big Caslon" w:hAnsi="Big Caslon" w:eastAsia="Big Caslon" w:cs="Big Caslon"/>
-          <w:sz w:val="12"/>
-          <w:szCs w:val="12"/>
-        </w:rPr>
-      </w:pPr>
-      <w:r>
-        <w:rPr>
-          <w:rFonts w:ascii="Big Caslon" w:hAnsi="Big Caslon" w:eastAsia="Big Caslon" w:cs="Big Caslon"/>
+          <w:rFonts w:ascii="Big Caslon Medium" w:hAnsi="Big Caslon Medium" w:eastAsia="Big Caslon Medium" w:cs="Big Caslon Medium"/>
+          <w:sz w:val="12"/>
+          <w:szCs w:val="12"/>
+        </w:rPr>
+      </w:pPr>
+      <w:r>
+        <w:rPr>
+          <w:rFonts w:ascii="Big Caslon Medium" w:hAnsi="Big Caslon Medium" w:eastAsia="Big Caslon Medium" w:cs="Big Caslon Medium"/>
           <w:sz w:val="12"/>
           <w:szCs w:val="12"/>
         </w:rPr>
@@ -4290,14 +4290,14 @@
         <w:jc w:val="left"/>
         <w:widowControl w:val="0"/>
         <w:rPr>
-          <w:rFonts w:ascii="Big Caslon" w:hAnsi="Big Caslon" w:eastAsia="Big Caslon" w:cs="Big Caslon"/>
-          <w:sz w:val="12"/>
-          <w:szCs w:val="12"/>
-        </w:rPr>
-      </w:pPr>
-      <w:r>
-        <w:rPr>
-          <w:rFonts w:ascii="Big Caslon" w:hAnsi="Big Caslon" w:eastAsia="Big Caslon" w:cs="Big Caslon"/>
+          <w:rFonts w:ascii="Big Caslon Medium" w:hAnsi="Big Caslon Medium" w:eastAsia="Big Caslon Medium" w:cs="Big Caslon Medium"/>
+          <w:sz w:val="12"/>
+          <w:szCs w:val="12"/>
+        </w:rPr>
+      </w:pPr>
+      <w:r>
+        <w:rPr>
+          <w:rFonts w:ascii="Big Caslon Medium" w:hAnsi="Big Caslon Medium" w:eastAsia="Big Caslon Medium" w:cs="Big Caslon Medium"/>
           <w:sz w:val="12"/>
           <w:szCs w:val="12"/>
         </w:rPr>
@@ -4310,14 +4310,14 @@
         <w:jc w:val="left"/>
         <w:widowControl w:val="0"/>
         <w:rPr>
-          <w:rFonts w:ascii="Big Caslon" w:hAnsi="Big Caslon" w:eastAsia="Big Caslon" w:cs="Big Caslon"/>
-          <w:sz w:val="12"/>
-          <w:szCs w:val="12"/>
-        </w:rPr>
-      </w:pPr>
-      <w:r>
-        <w:rPr>
-          <w:rFonts w:ascii="Big Caslon" w:hAnsi="Big Caslon" w:eastAsia="Big Caslon" w:cs="Big Caslon"/>
+          <w:rFonts w:ascii="Big Caslon Medium" w:hAnsi="Big Caslon Medium" w:eastAsia="Big Caslon Medium" w:cs="Big Caslon Medium"/>
+          <w:sz w:val="12"/>
+          <w:szCs w:val="12"/>
+        </w:rPr>
+      </w:pPr>
+      <w:r>
+        <w:rPr>
+          <w:rFonts w:ascii="Big Caslon Medium" w:hAnsi="Big Caslon Medium" w:eastAsia="Big Caslon Medium" w:cs="Big Caslon Medium"/>
           <w:sz w:val="12"/>
           <w:szCs w:val="12"/>
         </w:rPr>
@@ -4330,14 +4330,14 @@
         <w:jc w:val="left"/>
         <w:widowControl w:val="0"/>
         <w:rPr>
-          <w:rFonts w:ascii="Big Caslon" w:hAnsi="Big Caslon" w:eastAsia="Big Caslon" w:cs="Big Caslon"/>
-          <w:sz w:val="12"/>
-          <w:szCs w:val="12"/>
-        </w:rPr>
-      </w:pPr>
-      <w:r>
-        <w:rPr>
-          <w:rFonts w:ascii="Big Caslon" w:hAnsi="Big Caslon" w:eastAsia="Big Caslon" w:cs="Big Caslon"/>
+          <w:rFonts w:ascii="Big Caslon Medium" w:hAnsi="Big Caslon Medium" w:eastAsia="Big Caslon Medium" w:cs="Big Caslon Medium"/>
+          <w:sz w:val="12"/>
+          <w:szCs w:val="12"/>
+        </w:rPr>
+      </w:pPr>
+      <w:r>
+        <w:rPr>
+          <w:rFonts w:ascii="Big Caslon Medium" w:hAnsi="Big Caslon Medium" w:eastAsia="Big Caslon Medium" w:cs="Big Caslon Medium"/>
           <w:sz w:val="12"/>
           <w:szCs w:val="12"/>
         </w:rPr>
@@ -4350,14 +4350,14 @@
         <w:jc w:val="left"/>
         <w:widowControl w:val="0"/>
         <w:rPr>
-          <w:rFonts w:ascii="Big Caslon" w:hAnsi="Big Caslon" w:eastAsia="Big Caslon" w:cs="Big Caslon"/>
-          <w:sz w:val="12"/>
-          <w:szCs w:val="12"/>
-        </w:rPr>
-      </w:pPr>
-      <w:r>
-        <w:rPr>
-          <w:rFonts w:ascii="Big Caslon" w:hAnsi="Big Caslon" w:eastAsia="Big Caslon" w:cs="Big Caslon"/>
+          <w:rFonts w:ascii="Big Caslon Medium" w:hAnsi="Big Caslon Medium" w:eastAsia="Big Caslon Medium" w:cs="Big Caslon Medium"/>
+          <w:sz w:val="12"/>
+          <w:szCs w:val="12"/>
+        </w:rPr>
+      </w:pPr>
+      <w:r>
+        <w:rPr>
+          <w:rFonts w:ascii="Big Caslon Medium" w:hAnsi="Big Caslon Medium" w:eastAsia="Big Caslon Medium" w:cs="Big Caslon Medium"/>
           <w:sz w:val="12"/>
           <w:szCs w:val="12"/>
         </w:rPr>
@@ -4370,14 +4370,14 @@
         <w:jc w:val="left"/>
         <w:widowControl w:val="0"/>
         <w:rPr>
-          <w:rFonts w:ascii="Big Caslon" w:hAnsi="Big Caslon" w:eastAsia="Big Caslon" w:cs="Big Caslon"/>
-          <w:sz w:val="12"/>
-          <w:szCs w:val="12"/>
-        </w:rPr>
-      </w:pPr>
-      <w:r>
-        <w:rPr>
-          <w:rFonts w:ascii="Big Caslon" w:hAnsi="Big Caslon" w:eastAsia="Big Caslon" w:cs="Big Caslon"/>
+          <w:rFonts w:ascii="Big Caslon Medium" w:hAnsi="Big Caslon Medium" w:eastAsia="Big Caslon Medium" w:cs="Big Caslon Medium"/>
+          <w:sz w:val="12"/>
+          <w:szCs w:val="12"/>
+        </w:rPr>
+      </w:pPr>
+      <w:r>
+        <w:rPr>
+          <w:rFonts w:ascii="Big Caslon Medium" w:hAnsi="Big Caslon Medium" w:eastAsia="Big Caslon Medium" w:cs="Big Caslon Medium"/>
           <w:sz w:val="12"/>
           <w:szCs w:val="12"/>
         </w:rPr>
@@ -4390,14 +4390,14 @@
         <w:jc w:val="left"/>
         <w:widowControl w:val="0"/>
         <w:rPr>
-          <w:rFonts w:ascii="Big Caslon" w:hAnsi="Big Caslon" w:eastAsia="Big Caslon" w:cs="Big Caslon"/>
-          <w:sz w:val="12"/>
-          <w:szCs w:val="12"/>
-        </w:rPr>
-      </w:pPr>
-      <w:r>
-        <w:rPr>
-          <w:rFonts w:ascii="Big Caslon" w:hAnsi="Big Caslon" w:eastAsia="Big Caslon" w:cs="Big Caslon"/>
+          <w:rFonts w:ascii="Big Caslon Medium" w:hAnsi="Big Caslon Medium" w:eastAsia="Big Caslon Medium" w:cs="Big Caslon Medium"/>
+          <w:sz w:val="12"/>
+          <w:szCs w:val="12"/>
+        </w:rPr>
+      </w:pPr>
+      <w:r>
+        <w:rPr>
+          <w:rFonts w:ascii="Big Caslon Medium" w:hAnsi="Big Caslon Medium" w:eastAsia="Big Caslon Medium" w:cs="Big Caslon Medium"/>
           <w:sz w:val="12"/>
           <w:szCs w:val="12"/>
         </w:rPr>
@@ -4410,14 +4410,14 @@
         <w:jc w:val="left"/>
         <w:widowControl w:val="0"/>
         <w:rPr>
-          <w:rFonts w:ascii="Big Caslon" w:hAnsi="Big Caslon" w:eastAsia="Big Caslon" w:cs="Big Caslon"/>
-          <w:sz w:val="12"/>
-          <w:szCs w:val="12"/>
-        </w:rPr>
-      </w:pPr>
-      <w:r>
-        <w:rPr>
-          <w:rFonts w:ascii="Big Caslon" w:hAnsi="Big Caslon" w:eastAsia="Big Caslon" w:cs="Big Caslon"/>
+          <w:rFonts w:ascii="Big Caslon Medium" w:hAnsi="Big Caslon Medium" w:eastAsia="Big Caslon Medium" w:cs="Big Caslon Medium"/>
+          <w:sz w:val="12"/>
+          <w:szCs w:val="12"/>
+        </w:rPr>
+      </w:pPr>
+      <w:r>
+        <w:rPr>
+          <w:rFonts w:ascii="Big Caslon Medium" w:hAnsi="Big Caslon Medium" w:eastAsia="Big Caslon Medium" w:cs="Big Caslon Medium"/>
           <w:sz w:val="12"/>
           <w:szCs w:val="12"/>
         </w:rPr>
@@ -4430,14 +4430,14 @@
         <w:jc w:val="left"/>
         <w:widowControl w:val="0"/>
         <w:rPr>
-          <w:rFonts w:ascii="Big Caslon" w:hAnsi="Big Caslon" w:eastAsia="Big Caslon" w:cs="Big Caslon"/>
-          <w:sz w:val="12"/>
-          <w:szCs w:val="12"/>
-        </w:rPr>
-      </w:pPr>
-      <w:r>
-        <w:rPr>
-          <w:rFonts w:ascii="Big Caslon" w:hAnsi="Big Caslon" w:eastAsia="Big Caslon" w:cs="Big Caslon"/>
+          <w:rFonts w:ascii="Big Caslon Medium" w:hAnsi="Big Caslon Medium" w:eastAsia="Big Caslon Medium" w:cs="Big Caslon Medium"/>
+          <w:sz w:val="12"/>
+          <w:szCs w:val="12"/>
+        </w:rPr>
+      </w:pPr>
+      <w:r>
+        <w:rPr>
+          <w:rFonts w:ascii="Big Caslon Medium" w:hAnsi="Big Caslon Medium" w:eastAsia="Big Caslon Medium" w:cs="Big Caslon Medium"/>
           <w:sz w:val="12"/>
           <w:szCs w:val="12"/>
         </w:rPr>
@@ -4450,14 +4450,14 @@
         <w:jc w:val="left"/>
         <w:widowControl w:val="0"/>
         <w:rPr>
-          <w:rFonts w:ascii="Big Caslon" w:hAnsi="Big Caslon" w:eastAsia="Big Caslon" w:cs="Big Caslon"/>
-          <w:sz w:val="12"/>
-          <w:szCs w:val="12"/>
-        </w:rPr>
-      </w:pPr>
-      <w:r>
-        <w:rPr>
-          <w:rFonts w:ascii="Big Caslon" w:hAnsi="Big Caslon" w:eastAsia="Big Caslon" w:cs="Big Caslon"/>
+          <w:rFonts w:ascii="Big Caslon Medium" w:hAnsi="Big Caslon Medium" w:eastAsia="Big Caslon Medium" w:cs="Big Caslon Medium"/>
+          <w:sz w:val="12"/>
+          <w:szCs w:val="12"/>
+        </w:rPr>
+      </w:pPr>
+      <w:r>
+        <w:rPr>
+          <w:rFonts w:ascii="Big Caslon Medium" w:hAnsi="Big Caslon Medium" w:eastAsia="Big Caslon Medium" w:cs="Big Caslon Medium"/>
           <w:sz w:val="12"/>
           <w:szCs w:val="12"/>
         </w:rPr>
@@ -4470,14 +4470,14 @@
         <w:jc w:val="left"/>
         <w:widowControl w:val="0"/>
         <w:rPr>
-          <w:rFonts w:ascii="Big Caslon" w:hAnsi="Big Caslon" w:eastAsia="Big Caslon" w:cs="Big Caslon"/>
-          <w:sz w:val="12"/>
-          <w:szCs w:val="12"/>
-        </w:rPr>
-      </w:pPr>
-      <w:r>
-        <w:rPr>
-          <w:rFonts w:ascii="Big Caslon" w:hAnsi="Big Caslon" w:eastAsia="Big Caslon" w:cs="Big Caslon"/>
+          <w:rFonts w:ascii="Big Caslon Medium" w:hAnsi="Big Caslon Medium" w:eastAsia="Big Caslon Medium" w:cs="Big Caslon Medium"/>
+          <w:sz w:val="12"/>
+          <w:szCs w:val="12"/>
+        </w:rPr>
+      </w:pPr>
+      <w:r>
+        <w:rPr>
+          <w:rFonts w:ascii="Big Caslon Medium" w:hAnsi="Big Caslon Medium" w:eastAsia="Big Caslon Medium" w:cs="Big Caslon Medium"/>
           <w:sz w:val="12"/>
           <w:szCs w:val="12"/>
         </w:rPr>
@@ -4490,14 +4490,14 @@
         <w:jc w:val="left"/>
         <w:widowControl w:val="0"/>
         <w:rPr>
-          <w:rFonts w:ascii="Big Caslon" w:hAnsi="Big Caslon" w:eastAsia="Big Caslon" w:cs="Big Caslon"/>
-          <w:sz w:val="12"/>
-          <w:szCs w:val="12"/>
-        </w:rPr>
-      </w:pPr>
-      <w:r>
-        <w:rPr>
-          <w:rFonts w:ascii="Big Caslon" w:hAnsi="Big Caslon" w:eastAsia="Big Caslon" w:cs="Big Caslon"/>
+          <w:rFonts w:ascii="Big Caslon Medium" w:hAnsi="Big Caslon Medium" w:eastAsia="Big Caslon Medium" w:cs="Big Caslon Medium"/>
+          <w:sz w:val="12"/>
+          <w:szCs w:val="12"/>
+        </w:rPr>
+      </w:pPr>
+      <w:r>
+        <w:rPr>
+          <w:rFonts w:ascii="Big Caslon Medium" w:hAnsi="Big Caslon Medium" w:eastAsia="Big Caslon Medium" w:cs="Big Caslon Medium"/>
           <w:sz w:val="12"/>
           <w:szCs w:val="12"/>
         </w:rPr>
@@ -4510,14 +4510,14 @@
         <w:jc w:val="left"/>
         <w:widowControl w:val="0"/>
         <w:rPr>
-          <w:rFonts w:ascii="Big Caslon" w:hAnsi="Big Caslon" w:eastAsia="Big Caslon" w:cs="Big Caslon"/>
-          <w:sz w:val="12"/>
-          <w:szCs w:val="12"/>
-        </w:rPr>
-      </w:pPr>
-      <w:r>
-        <w:rPr>
-          <w:rFonts w:ascii="Big Caslon" w:hAnsi="Big Caslon" w:eastAsia="Big Caslon" w:cs="Big Caslon"/>
+          <w:rFonts w:ascii="Big Caslon Medium" w:hAnsi="Big Caslon Medium" w:eastAsia="Big Caslon Medium" w:cs="Big Caslon Medium"/>
+          <w:sz w:val="12"/>
+          <w:szCs w:val="12"/>
+        </w:rPr>
+      </w:pPr>
+      <w:r>
+        <w:rPr>
+          <w:rFonts w:ascii="Big Caslon Medium" w:hAnsi="Big Caslon Medium" w:eastAsia="Big Caslon Medium" w:cs="Big Caslon Medium"/>
           <w:sz w:val="12"/>
           <w:szCs w:val="12"/>
         </w:rPr>
@@ -4530,14 +4530,14 @@
         <w:jc w:val="left"/>
         <w:widowControl w:val="0"/>
         <w:rPr>
-          <w:rFonts w:ascii="Big Caslon" w:hAnsi="Big Caslon" w:eastAsia="Big Caslon" w:cs="Big Caslon"/>
-          <w:sz w:val="12"/>
-          <w:szCs w:val="12"/>
-        </w:rPr>
-      </w:pPr>
-      <w:r>
-        <w:rPr>
-          <w:rFonts w:ascii="Big Caslon" w:hAnsi="Big Caslon" w:eastAsia="Big Caslon" w:cs="Big Caslon"/>
+          <w:rFonts w:ascii="Big Caslon Medium" w:hAnsi="Big Caslon Medium" w:eastAsia="Big Caslon Medium" w:cs="Big Caslon Medium"/>
+          <w:sz w:val="12"/>
+          <w:szCs w:val="12"/>
+        </w:rPr>
+      </w:pPr>
+      <w:r>
+        <w:rPr>
+          <w:rFonts w:ascii="Big Caslon Medium" w:hAnsi="Big Caslon Medium" w:eastAsia="Big Caslon Medium" w:cs="Big Caslon Medium"/>
           <w:sz w:val="12"/>
           <w:szCs w:val="12"/>
         </w:rPr>
@@ -4550,14 +4550,14 @@
         <w:jc w:val="left"/>
         <w:widowControl w:val="0"/>
         <w:rPr>
-          <w:rFonts w:ascii="Big Caslon" w:hAnsi="Big Caslon" w:eastAsia="Big Caslon" w:cs="Big Caslon"/>
-          <w:sz w:val="12"/>
-          <w:szCs w:val="12"/>
-        </w:rPr>
-      </w:pPr>
-      <w:r>
-        <w:rPr>
-          <w:rFonts w:ascii="Big Caslon" w:hAnsi="Big Caslon" w:eastAsia="Big Caslon" w:cs="Big Caslon"/>
+          <w:rFonts w:ascii="Big Caslon Medium" w:hAnsi="Big Caslon Medium" w:eastAsia="Big Caslon Medium" w:cs="Big Caslon Medium"/>
+          <w:sz w:val="12"/>
+          <w:szCs w:val="12"/>
+        </w:rPr>
+      </w:pPr>
+      <w:r>
+        <w:rPr>
+          <w:rFonts w:ascii="Big Caslon Medium" w:hAnsi="Big Caslon Medium" w:eastAsia="Big Caslon Medium" w:cs="Big Caslon Medium"/>
           <w:sz w:val="12"/>
           <w:szCs w:val="12"/>
         </w:rPr>
@@ -4570,14 +4570,14 @@
         <w:jc w:val="left"/>
         <w:widowControl w:val="0"/>
         <w:rPr>
-          <w:rFonts w:ascii="Big Caslon" w:hAnsi="Big Caslon" w:eastAsia="Big Caslon" w:cs="Big Caslon"/>
-          <w:sz w:val="12"/>
-          <w:szCs w:val="12"/>
-        </w:rPr>
-      </w:pPr>
-      <w:r>
-        <w:rPr>
-          <w:rFonts w:ascii="Big Caslon" w:hAnsi="Big Caslon" w:eastAsia="Big Caslon" w:cs="Big Caslon"/>
+          <w:rFonts w:ascii="Big Caslon Medium" w:hAnsi="Big Caslon Medium" w:eastAsia="Big Caslon Medium" w:cs="Big Caslon Medium"/>
+          <w:sz w:val="12"/>
+          <w:szCs w:val="12"/>
+        </w:rPr>
+      </w:pPr>
+      <w:r>
+        <w:rPr>
+          <w:rFonts w:ascii="Big Caslon Medium" w:hAnsi="Big Caslon Medium" w:eastAsia="Big Caslon Medium" w:cs="Big Caslon Medium"/>
           <w:sz w:val="12"/>
           <w:szCs w:val="12"/>
         </w:rPr>
@@ -4590,14 +4590,14 @@
         <w:jc w:val="left"/>
         <w:widowControl w:val="0"/>
         <w:rPr>
-          <w:rFonts w:ascii="Big Caslon" w:hAnsi="Big Caslon" w:eastAsia="Big Caslon" w:cs="Big Caslon"/>
-          <w:sz w:val="12"/>
-          <w:szCs w:val="12"/>
-        </w:rPr>
-      </w:pPr>
-      <w:r>
-        <w:rPr>
-          <w:rFonts w:ascii="Big Caslon" w:hAnsi="Big Caslon" w:eastAsia="Big Caslon" w:cs="Big Caslon"/>
+          <w:rFonts w:ascii="Big Caslon Medium" w:hAnsi="Big Caslon Medium" w:eastAsia="Big Caslon Medium" w:cs="Big Caslon Medium"/>
+          <w:sz w:val="12"/>
+          <w:szCs w:val="12"/>
+        </w:rPr>
+      </w:pPr>
+      <w:r>
+        <w:rPr>
+          <w:rFonts w:ascii="Big Caslon Medium" w:hAnsi="Big Caslon Medium" w:eastAsia="Big Caslon Medium" w:cs="Big Caslon Medium"/>
           <w:sz w:val="12"/>
           <w:szCs w:val="12"/>
         </w:rPr>
@@ -4610,14 +4610,14 @@
         <w:jc w:val="left"/>
         <w:widowControl w:val="0"/>
         <w:rPr>
-          <w:rFonts w:ascii="Big Caslon" w:hAnsi="Big Caslon" w:eastAsia="Big Caslon" w:cs="Big Caslon"/>
-          <w:sz w:val="12"/>
-          <w:szCs w:val="12"/>
-        </w:rPr>
-      </w:pPr>
-      <w:r>
-        <w:rPr>
-          <w:rFonts w:ascii="Big Caslon" w:hAnsi="Big Caslon" w:eastAsia="Big Caslon" w:cs="Big Caslon"/>
+          <w:rFonts w:ascii="Big Caslon Medium" w:hAnsi="Big Caslon Medium" w:eastAsia="Big Caslon Medium" w:cs="Big Caslon Medium"/>
+          <w:sz w:val="12"/>
+          <w:szCs w:val="12"/>
+        </w:rPr>
+      </w:pPr>
+      <w:r>
+        <w:rPr>
+          <w:rFonts w:ascii="Big Caslon Medium" w:hAnsi="Big Caslon Medium" w:eastAsia="Big Caslon Medium" w:cs="Big Caslon Medium"/>
           <w:sz w:val="12"/>
           <w:szCs w:val="12"/>
         </w:rPr>
@@ -4631,14 +4631,14 @@
         <w:jc w:val="left"/>
         <w:widowControl w:val="0"/>
         <w:rPr>
-          <w:rFonts w:ascii="Big Caslon" w:hAnsi="Big Caslon" w:eastAsia="Big Caslon" w:cs="Big Caslon"/>
-          <w:sz w:val="15"/>
-          <w:szCs w:val="15"/>
-        </w:rPr>
-      </w:pPr>
-      <w:r>
-        <w:rPr>
-          <w:rFonts w:ascii="Big Caslon" w:hAnsi="Big Caslon" w:eastAsia="Big Caslon" w:cs="Big Caslon"/>
+          <w:rFonts w:ascii="Big Caslon Medium" w:hAnsi="Big Caslon Medium" w:eastAsia="Big Caslon Medium" w:cs="Big Caslon Medium"/>
+          <w:sz w:val="15"/>
+          <w:szCs w:val="15"/>
+        </w:rPr>
+      </w:pPr>
+      <w:r>
+        <w:rPr>
+          <w:rFonts w:ascii="Big Caslon Medium" w:hAnsi="Big Caslon Medium" w:eastAsia="Big Caslon Medium" w:cs="Big Caslon Medium"/>
           <w:sz w:val="15"/>
           <w:szCs w:val="15"/>
         </w:rPr>
@@ -4651,14 +4651,14 @@
         <w:jc w:val="left"/>
         <w:widowControl w:val="0"/>
         <w:rPr>
-          <w:rFonts w:ascii="Big Caslon" w:hAnsi="Big Caslon" w:eastAsia="Big Caslon" w:cs="Big Caslon"/>
-          <w:sz w:val="15"/>
-          <w:szCs w:val="15"/>
-        </w:rPr>
-      </w:pPr>
-      <w:r>
-        <w:rPr>
-          <w:rFonts w:ascii="Big Caslon" w:hAnsi="Big Caslon" w:eastAsia="Big Caslon" w:cs="Big Caslon"/>
+          <w:rFonts w:ascii="Big Caslon Medium" w:hAnsi="Big Caslon Medium" w:eastAsia="Big Caslon Medium" w:cs="Big Caslon Medium"/>
+          <w:sz w:val="15"/>
+          <w:szCs w:val="15"/>
+        </w:rPr>
+      </w:pPr>
+      <w:r>
+        <w:rPr>
+          <w:rFonts w:ascii="Big Caslon Medium" w:hAnsi="Big Caslon Medium" w:eastAsia="Big Caslon Medium" w:cs="Big Caslon Medium"/>
           <w:sz w:val="15"/>
           <w:szCs w:val="15"/>
         </w:rPr>
@@ -4671,14 +4671,14 @@
         <w:jc w:val="left"/>
         <w:widowControl w:val="0"/>
         <w:rPr>
-          <w:rFonts w:ascii="Big Caslon" w:hAnsi="Big Caslon" w:eastAsia="Big Caslon" w:cs="Big Caslon"/>
-          <w:sz w:val="15"/>
-          <w:szCs w:val="15"/>
-        </w:rPr>
-      </w:pPr>
-      <w:r>
-        <w:rPr>
-          <w:rFonts w:ascii="Big Caslon" w:hAnsi="Big Caslon" w:eastAsia="Big Caslon" w:cs="Big Caslon"/>
+          <w:rFonts w:ascii="Big Caslon Medium" w:hAnsi="Big Caslon Medium" w:eastAsia="Big Caslon Medium" w:cs="Big Caslon Medium"/>
+          <w:sz w:val="15"/>
+          <w:szCs w:val="15"/>
+        </w:rPr>
+      </w:pPr>
+      <w:r>
+        <w:rPr>
+          <w:rFonts w:ascii="Big Caslon Medium" w:hAnsi="Big Caslon Medium" w:eastAsia="Big Caslon Medium" w:cs="Big Caslon Medium"/>
           <w:sz w:val="15"/>
           <w:szCs w:val="15"/>
         </w:rPr>
@@ -4691,14 +4691,14 @@
         <w:jc w:val="left"/>
         <w:widowControl w:val="0"/>
         <w:rPr>
-          <w:rFonts w:ascii="Big Caslon" w:hAnsi="Big Caslon" w:eastAsia="Big Caslon" w:cs="Big Caslon"/>
-          <w:sz w:val="15"/>
-          <w:szCs w:val="15"/>
-        </w:rPr>
-      </w:pPr>
-      <w:r>
-        <w:rPr>
-          <w:rFonts w:ascii="Big Caslon" w:hAnsi="Big Caslon" w:eastAsia="Big Caslon" w:cs="Big Caslon"/>
+          <w:rFonts w:ascii="Big Caslon Medium" w:hAnsi="Big Caslon Medium" w:eastAsia="Big Caslon Medium" w:cs="Big Caslon Medium"/>
+          <w:sz w:val="15"/>
+          <w:szCs w:val="15"/>
+        </w:rPr>
+      </w:pPr>
+      <w:r>
+        <w:rPr>
+          <w:rFonts w:ascii="Big Caslon Medium" w:hAnsi="Big Caslon Medium" w:eastAsia="Big Caslon Medium" w:cs="Big Caslon Medium"/>
           <w:sz w:val="15"/>
           <w:szCs w:val="15"/>
         </w:rPr>
@@ -4711,14 +4711,14 @@
         <w:jc w:val="left"/>
         <w:widowControl w:val="0"/>
         <w:rPr>
-          <w:rFonts w:ascii="Big Caslon" w:hAnsi="Big Caslon" w:eastAsia="Big Caslon" w:cs="Big Caslon"/>
-          <w:sz w:val="15"/>
-          <w:szCs w:val="15"/>
-        </w:rPr>
-      </w:pPr>
-      <w:r>
-        <w:rPr>
-          <w:rFonts w:ascii="Big Caslon" w:hAnsi="Big Caslon" w:eastAsia="Big Caslon" w:cs="Big Caslon"/>
+          <w:rFonts w:ascii="Big Caslon Medium" w:hAnsi="Big Caslon Medium" w:eastAsia="Big Caslon Medium" w:cs="Big Caslon Medium"/>
+          <w:sz w:val="15"/>
+          <w:szCs w:val="15"/>
+        </w:rPr>
+      </w:pPr>
+      <w:r>
+        <w:rPr>
+          <w:rFonts w:ascii="Big Caslon Medium" w:hAnsi="Big Caslon Medium" w:eastAsia="Big Caslon Medium" w:cs="Big Caslon Medium"/>
           <w:sz w:val="15"/>
           <w:szCs w:val="15"/>
         </w:rPr>
@@ -4731,14 +4731,14 @@
         <w:jc w:val="left"/>
         <w:widowControl w:val="0"/>
         <w:rPr>
-          <w:rFonts w:ascii="Big Caslon" w:hAnsi="Big Caslon" w:eastAsia="Big Caslon" w:cs="Big Caslon"/>
-          <w:sz w:val="15"/>
-          <w:szCs w:val="15"/>
-        </w:rPr>
-      </w:pPr>
-      <w:r>
-        <w:rPr>
-          <w:rFonts w:ascii="Big Caslon" w:hAnsi="Big Caslon" w:eastAsia="Big Caslon" w:cs="Big Caslon"/>
+          <w:rFonts w:ascii="Big Caslon Medium" w:hAnsi="Big Caslon Medium" w:eastAsia="Big Caslon Medium" w:cs="Big Caslon Medium"/>
+          <w:sz w:val="15"/>
+          <w:szCs w:val="15"/>
+        </w:rPr>
+      </w:pPr>
+      <w:r>
+        <w:rPr>
+          <w:rFonts w:ascii="Big Caslon Medium" w:hAnsi="Big Caslon Medium" w:eastAsia="Big Caslon Medium" w:cs="Big Caslon Medium"/>
           <w:sz w:val="15"/>
           <w:szCs w:val="15"/>
         </w:rPr>
@@ -4751,14 +4751,14 @@
         <w:jc w:val="left"/>
         <w:widowControl w:val="0"/>
         <w:rPr>
-          <w:rFonts w:ascii="Big Caslon" w:hAnsi="Big Caslon" w:eastAsia="Big Caslon" w:cs="Big Caslon"/>
-          <w:sz w:val="15"/>
-          <w:szCs w:val="15"/>
-        </w:rPr>
-      </w:pPr>
-      <w:r>
-        <w:rPr>
-          <w:rFonts w:ascii="Big Caslon" w:hAnsi="Big Caslon" w:eastAsia="Big Caslon" w:cs="Big Caslon"/>
+          <w:rFonts w:ascii="Big Caslon Medium" w:hAnsi="Big Caslon Medium" w:eastAsia="Big Caslon Medium" w:cs="Big Caslon Medium"/>
+          <w:sz w:val="15"/>
+          <w:szCs w:val="15"/>
+        </w:rPr>
+      </w:pPr>
+      <w:r>
+        <w:rPr>
+          <w:rFonts w:ascii="Big Caslon Medium" w:hAnsi="Big Caslon Medium" w:eastAsia="Big Caslon Medium" w:cs="Big Caslon Medium"/>
           <w:sz w:val="15"/>
           <w:szCs w:val="15"/>
         </w:rPr>
@@ -4771,14 +4771,14 @@
         <w:jc w:val="left"/>
         <w:widowControl w:val="0"/>
         <w:rPr>
-          <w:rFonts w:ascii="Big Caslon" w:hAnsi="Big Caslon" w:eastAsia="Big Caslon" w:cs="Big Caslon"/>
-          <w:sz w:val="15"/>
-          <w:szCs w:val="15"/>
-        </w:rPr>
-      </w:pPr>
-      <w:r>
-        <w:rPr>
-          <w:rFonts w:ascii="Big Caslon" w:hAnsi="Big Caslon" w:eastAsia="Big Caslon" w:cs="Big Caslon"/>
+          <w:rFonts w:ascii="Big Caslon Medium" w:hAnsi="Big Caslon Medium" w:eastAsia="Big Caslon Medium" w:cs="Big Caslon Medium"/>
+          <w:sz w:val="15"/>
+          <w:szCs w:val="15"/>
+        </w:rPr>
+      </w:pPr>
+      <w:r>
+        <w:rPr>
+          <w:rFonts w:ascii="Big Caslon Medium" w:hAnsi="Big Caslon Medium" w:eastAsia="Big Caslon Medium" w:cs="Big Caslon Medium"/>
           <w:sz w:val="15"/>
           <w:szCs w:val="15"/>
         </w:rPr>
@@ -4791,14 +4791,14 @@
         <w:jc w:val="left"/>
         <w:widowControl w:val="0"/>
         <w:rPr>
-          <w:rFonts w:ascii="Big Caslon" w:hAnsi="Big Caslon" w:eastAsia="Big Caslon" w:cs="Big Caslon"/>
-          <w:sz w:val="15"/>
-          <w:szCs w:val="15"/>
-        </w:rPr>
-      </w:pPr>
-      <w:r>
-        <w:rPr>
-          <w:rFonts w:ascii="Big Caslon" w:hAnsi="Big Caslon" w:eastAsia="Big Caslon" w:cs="Big Caslon"/>
+          <w:rFonts w:ascii="Big Caslon Medium" w:hAnsi="Big Caslon Medium" w:eastAsia="Big Caslon Medium" w:cs="Big Caslon Medium"/>
+          <w:sz w:val="15"/>
+          <w:szCs w:val="15"/>
+        </w:rPr>
+      </w:pPr>
+      <w:r>
+        <w:rPr>
+          <w:rFonts w:ascii="Big Caslon Medium" w:hAnsi="Big Caslon Medium" w:eastAsia="Big Caslon Medium" w:cs="Big Caslon Medium"/>
           <w:sz w:val="15"/>
           <w:szCs w:val="15"/>
         </w:rPr>
@@ -4811,14 +4811,14 @@
         <w:jc w:val="left"/>
         <w:widowControl w:val="0"/>
         <w:rPr>
-          <w:rFonts w:ascii="Big Caslon" w:hAnsi="Big Caslon" w:eastAsia="Big Caslon" w:cs="Big Caslon"/>
-          <w:sz w:val="15"/>
-          <w:szCs w:val="15"/>
-        </w:rPr>
-      </w:pPr>
-      <w:r>
-        <w:rPr>
-          <w:rFonts w:ascii="Big Caslon" w:hAnsi="Big Caslon" w:eastAsia="Big Caslon" w:cs="Big Caslon"/>
+          <w:rFonts w:ascii="Big Caslon Medium" w:hAnsi="Big Caslon Medium" w:eastAsia="Big Caslon Medium" w:cs="Big Caslon Medium"/>
+          <w:sz w:val="15"/>
+          <w:szCs w:val="15"/>
+        </w:rPr>
+      </w:pPr>
+      <w:r>
+        <w:rPr>
+          <w:rFonts w:ascii="Big Caslon Medium" w:hAnsi="Big Caslon Medium" w:eastAsia="Big Caslon Medium" w:cs="Big Caslon Medium"/>
           <w:sz w:val="15"/>
           <w:szCs w:val="15"/>
         </w:rPr>
@@ -4831,14 +4831,14 @@
         <w:jc w:val="left"/>
         <w:widowControl w:val="0"/>
         <w:rPr>
-          <w:rFonts w:ascii="Big Caslon" w:hAnsi="Big Caslon" w:eastAsia="Big Caslon" w:cs="Big Caslon"/>
-          <w:sz w:val="15"/>
-          <w:szCs w:val="15"/>
-        </w:rPr>
-      </w:pPr>
-      <w:r>
-        <w:rPr>
-          <w:rFonts w:ascii="Big Caslon" w:hAnsi="Big Caslon" w:eastAsia="Big Caslon" w:cs="Big Caslon"/>
+          <w:rFonts w:ascii="Big Caslon Medium" w:hAnsi="Big Caslon Medium" w:eastAsia="Big Caslon Medium" w:cs="Big Caslon Medium"/>
+          <w:sz w:val="15"/>
+          <w:szCs w:val="15"/>
+        </w:rPr>
+      </w:pPr>
+      <w:r>
+        <w:rPr>
+          <w:rFonts w:ascii="Big Caslon Medium" w:hAnsi="Big Caslon Medium" w:eastAsia="Big Caslon Medium" w:cs="Big Caslon Medium"/>
           <w:sz w:val="15"/>
           <w:szCs w:val="15"/>
         </w:rPr>
@@ -4851,14 +4851,14 @@
         <w:jc w:val="left"/>
         <w:widowControl w:val="0"/>
         <w:rPr>
-          <w:rFonts w:ascii="Big Caslon" w:hAnsi="Big Caslon" w:eastAsia="Big Caslon" w:cs="Big Caslon"/>
-          <w:sz w:val="15"/>
-          <w:szCs w:val="15"/>
-        </w:rPr>
-      </w:pPr>
-      <w:r>
-        <w:rPr>
-          <w:rFonts w:ascii="Big Caslon" w:hAnsi="Big Caslon" w:eastAsia="Big Caslon" w:cs="Big Caslon"/>
+          <w:rFonts w:ascii="Big Caslon Medium" w:hAnsi="Big Caslon Medium" w:eastAsia="Big Caslon Medium" w:cs="Big Caslon Medium"/>
+          <w:sz w:val="15"/>
+          <w:szCs w:val="15"/>
+        </w:rPr>
+      </w:pPr>
+      <w:r>
+        <w:rPr>
+          <w:rFonts w:ascii="Big Caslon Medium" w:hAnsi="Big Caslon Medium" w:eastAsia="Big Caslon Medium" w:cs="Big Caslon Medium"/>
           <w:sz w:val="15"/>
           <w:szCs w:val="15"/>
         </w:rPr>
@@ -4871,14 +4871,14 @@
         <w:jc w:val="left"/>
         <w:widowControl w:val="0"/>
         <w:rPr>
-          <w:rFonts w:ascii="Big Caslon" w:hAnsi="Big Caslon" w:eastAsia="Big Caslon" w:cs="Big Caslon"/>
-          <w:sz w:val="15"/>
-          <w:szCs w:val="15"/>
-        </w:rPr>
-      </w:pPr>
-      <w:r>
-        <w:rPr>
-          <w:rFonts w:ascii="Big Caslon" w:hAnsi="Big Caslon" w:eastAsia="Big Caslon" w:cs="Big Caslon"/>
+          <w:rFonts w:ascii="Big Caslon Medium" w:hAnsi="Big Caslon Medium" w:eastAsia="Big Caslon Medium" w:cs="Big Caslon Medium"/>
+          <w:sz w:val="15"/>
+          <w:szCs w:val="15"/>
+        </w:rPr>
+      </w:pPr>
+      <w:r>
+        <w:rPr>
+          <w:rFonts w:ascii="Big Caslon Medium" w:hAnsi="Big Caslon Medium" w:eastAsia="Big Caslon Medium" w:cs="Big Caslon Medium"/>
           <w:sz w:val="15"/>
           <w:szCs w:val="15"/>
         </w:rPr>
@@ -4891,14 +4891,14 @@
         <w:jc w:val="left"/>
         <w:widowControl w:val="0"/>
         <w:rPr>
-          <w:rFonts w:ascii="Big Caslon" w:hAnsi="Big Caslon" w:eastAsia="Big Caslon" w:cs="Big Caslon"/>
-          <w:sz w:val="15"/>
-          <w:szCs w:val="15"/>
-        </w:rPr>
-      </w:pPr>
-      <w:r>
-        <w:rPr>
-          <w:rFonts w:ascii="Big Caslon" w:hAnsi="Big Caslon" w:eastAsia="Big Caslon" w:cs="Big Caslon"/>
+          <w:rFonts w:ascii="Big Caslon Medium" w:hAnsi="Big Caslon Medium" w:eastAsia="Big Caslon Medium" w:cs="Big Caslon Medium"/>
+          <w:sz w:val="15"/>
+          <w:szCs w:val="15"/>
+        </w:rPr>
+      </w:pPr>
+      <w:r>
+        <w:rPr>
+          <w:rFonts w:ascii="Big Caslon Medium" w:hAnsi="Big Caslon Medium" w:eastAsia="Big Caslon Medium" w:cs="Big Caslon Medium"/>
           <w:sz w:val="15"/>
           <w:szCs w:val="15"/>
         </w:rPr>
@@ -4911,14 +4911,14 @@
         <w:jc w:val="left"/>
         <w:widowControl w:val="0"/>
         <w:rPr>
-          <w:rFonts w:ascii="Big Caslon" w:hAnsi="Big Caslon" w:eastAsia="Big Caslon" w:cs="Big Caslon"/>
-          <w:sz w:val="15"/>
-          <w:szCs w:val="15"/>
-        </w:rPr>
-      </w:pPr>
-      <w:r>
-        <w:rPr>
-          <w:rFonts w:ascii="Big Caslon" w:hAnsi="Big Caslon" w:eastAsia="Big Caslon" w:cs="Big Caslon"/>
+          <w:rFonts w:ascii="Big Caslon Medium" w:hAnsi="Big Caslon Medium" w:eastAsia="Big Caslon Medium" w:cs="Big Caslon Medium"/>
+          <w:sz w:val="15"/>
+          <w:szCs w:val="15"/>
+        </w:rPr>
+      </w:pPr>
+      <w:r>
+        <w:rPr>
+          <w:rFonts w:ascii="Big Caslon Medium" w:hAnsi="Big Caslon Medium" w:eastAsia="Big Caslon Medium" w:cs="Big Caslon Medium"/>
           <w:sz w:val="15"/>
           <w:szCs w:val="15"/>
         </w:rPr>
@@ -4931,14 +4931,14 @@
         <w:jc w:val="left"/>
         <w:widowControl w:val="0"/>
         <w:rPr>
-          <w:rFonts w:ascii="Big Caslon" w:hAnsi="Big Caslon" w:eastAsia="Big Caslon" w:cs="Big Caslon"/>
-          <w:sz w:val="15"/>
-          <w:szCs w:val="15"/>
-        </w:rPr>
-      </w:pPr>
-      <w:r>
-        <w:rPr>
-          <w:rFonts w:ascii="Big Caslon" w:hAnsi="Big Caslon" w:eastAsia="Big Caslon" w:cs="Big Caslon"/>
+          <w:rFonts w:ascii="Big Caslon Medium" w:hAnsi="Big Caslon Medium" w:eastAsia="Big Caslon Medium" w:cs="Big Caslon Medium"/>
+          <w:sz w:val="15"/>
+          <w:szCs w:val="15"/>
+        </w:rPr>
+      </w:pPr>
+      <w:r>
+        <w:rPr>
+          <w:rFonts w:ascii="Big Caslon Medium" w:hAnsi="Big Caslon Medium" w:eastAsia="Big Caslon Medium" w:cs="Big Caslon Medium"/>
           <w:sz w:val="15"/>
           <w:szCs w:val="15"/>
         </w:rPr>
@@ -4951,14 +4951,14 @@
         <w:jc w:val="left"/>
         <w:widowControl w:val="0"/>
         <w:rPr>
-          <w:rFonts w:ascii="Big Caslon" w:hAnsi="Big Caslon" w:eastAsia="Big Caslon" w:cs="Big Caslon"/>
-          <w:sz w:val="15"/>
-          <w:szCs w:val="15"/>
-        </w:rPr>
-      </w:pPr>
-      <w:r>
-        <w:rPr>
-          <w:rFonts w:ascii="Big Caslon" w:hAnsi="Big Caslon" w:eastAsia="Big Caslon" w:cs="Big Caslon"/>
+          <w:rFonts w:ascii="Big Caslon Medium" w:hAnsi="Big Caslon Medium" w:eastAsia="Big Caslon Medium" w:cs="Big Caslon Medium"/>
+          <w:sz w:val="15"/>
+          <w:szCs w:val="15"/>
+        </w:rPr>
+      </w:pPr>
+      <w:r>
+        <w:rPr>
+          <w:rFonts w:ascii="Big Caslon Medium" w:hAnsi="Big Caslon Medium" w:eastAsia="Big Caslon Medium" w:cs="Big Caslon Medium"/>
           <w:sz w:val="15"/>
           <w:szCs w:val="15"/>
         </w:rPr>
@@ -4971,14 +4971,14 @@
         <w:jc w:val="left"/>
         <w:widowControl w:val="0"/>
         <w:rPr>
-          <w:rFonts w:ascii="Big Caslon" w:hAnsi="Big Caslon" w:eastAsia="Big Caslon" w:cs="Big Caslon"/>
-          <w:sz w:val="15"/>
-          <w:szCs w:val="15"/>
-        </w:rPr>
-      </w:pPr>
-      <w:r>
-        <w:rPr>
-          <w:rFonts w:ascii="Big Caslon" w:hAnsi="Big Caslon" w:eastAsia="Big Caslon" w:cs="Big Caslon"/>
+          <w:rFonts w:ascii="Big Caslon Medium" w:hAnsi="Big Caslon Medium" w:eastAsia="Big Caslon Medium" w:cs="Big Caslon Medium"/>
+          <w:sz w:val="15"/>
+          <w:szCs w:val="15"/>
+        </w:rPr>
+      </w:pPr>
+      <w:r>
+        <w:rPr>
+          <w:rFonts w:ascii="Big Caslon Medium" w:hAnsi="Big Caslon Medium" w:eastAsia="Big Caslon Medium" w:cs="Big Caslon Medium"/>
           <w:sz w:val="15"/>
           <w:szCs w:val="15"/>
         </w:rPr>
@@ -4991,14 +4991,14 @@
         <w:jc w:val="left"/>
         <w:widowControl w:val="0"/>
         <w:rPr>
-          <w:rFonts w:ascii="Big Caslon" w:hAnsi="Big Caslon" w:eastAsia="Big Caslon" w:cs="Big Caslon"/>
-          <w:sz w:val="15"/>
-          <w:szCs w:val="15"/>
-        </w:rPr>
-      </w:pPr>
-      <w:r>
-        <w:rPr>
-          <w:rFonts w:ascii="Big Caslon" w:hAnsi="Big Caslon" w:eastAsia="Big Caslon" w:cs="Big Caslon"/>
+          <w:rFonts w:ascii="Big Caslon Medium" w:hAnsi="Big Caslon Medium" w:eastAsia="Big Caslon Medium" w:cs="Big Caslon Medium"/>
+          <w:sz w:val="15"/>
+          <w:szCs w:val="15"/>
+        </w:rPr>
+      </w:pPr>
+      <w:r>
+        <w:rPr>
+          <w:rFonts w:ascii="Big Caslon Medium" w:hAnsi="Big Caslon Medium" w:eastAsia="Big Caslon Medium" w:cs="Big Caslon Medium"/>
           <w:sz w:val="15"/>
           <w:szCs w:val="15"/>
         </w:rPr>
@@ -5011,14 +5011,14 @@
         <w:jc w:val="left"/>
         <w:widowControl w:val="0"/>
         <w:rPr>
-          <w:rFonts w:ascii="Big Caslon" w:hAnsi="Big Caslon" w:eastAsia="Big Caslon" w:cs="Big Caslon"/>
-          <w:sz w:val="15"/>
-          <w:szCs w:val="15"/>
-        </w:rPr>
-      </w:pPr>
-      <w:r>
-        <w:rPr>
-          <w:rFonts w:ascii="Big Caslon" w:hAnsi="Big Caslon" w:eastAsia="Big Caslon" w:cs="Big Caslon"/>
+          <w:rFonts w:ascii="Big Caslon Medium" w:hAnsi="Big Caslon Medium" w:eastAsia="Big Caslon Medium" w:cs="Big Caslon Medium"/>
+          <w:sz w:val="15"/>
+          <w:szCs w:val="15"/>
+        </w:rPr>
+      </w:pPr>
+      <w:r>
+        <w:rPr>
+          <w:rFonts w:ascii="Big Caslon Medium" w:hAnsi="Big Caslon Medium" w:eastAsia="Big Caslon Medium" w:cs="Big Caslon Medium"/>
           <w:sz w:val="15"/>
           <w:szCs w:val="15"/>
         </w:rPr>
@@ -5031,14 +5031,14 @@
         <w:jc w:val="left"/>
         <w:widowControl w:val="0"/>
         <w:rPr>
-          <w:rFonts w:ascii="Big Caslon" w:hAnsi="Big Caslon" w:eastAsia="Big Caslon" w:cs="Big Caslon"/>
-          <w:sz w:val="15"/>
-          <w:szCs w:val="15"/>
-        </w:rPr>
-      </w:pPr>
-      <w:r>
-        <w:rPr>
-          <w:rFonts w:ascii="Big Caslon" w:hAnsi="Big Caslon" w:eastAsia="Big Caslon" w:cs="Big Caslon"/>
+          <w:rFonts w:ascii="Big Caslon Medium" w:hAnsi="Big Caslon Medium" w:eastAsia="Big Caslon Medium" w:cs="Big Caslon Medium"/>
+          <w:sz w:val="15"/>
+          <w:szCs w:val="15"/>
+        </w:rPr>
+      </w:pPr>
+      <w:r>
+        <w:rPr>
+          <w:rFonts w:ascii="Big Caslon Medium" w:hAnsi="Big Caslon Medium" w:eastAsia="Big Caslon Medium" w:cs="Big Caslon Medium"/>
           <w:sz w:val="15"/>
           <w:szCs w:val="15"/>
         </w:rPr>
@@ -5051,14 +5051,14 @@
         <w:jc w:val="left"/>
         <w:widowControl w:val="0"/>
         <w:rPr>
-          <w:rFonts w:ascii="Big Caslon" w:hAnsi="Big Caslon" w:eastAsia="Big Caslon" w:cs="Big Caslon"/>
-          <w:sz w:val="15"/>
-          <w:szCs w:val="15"/>
-        </w:rPr>
-      </w:pPr>
-      <w:r>
-        <w:rPr>
-          <w:rFonts w:ascii="Big Caslon" w:hAnsi="Big Caslon" w:eastAsia="Big Caslon" w:cs="Big Caslon"/>
+          <w:rFonts w:ascii="Big Caslon Medium" w:hAnsi="Big Caslon Medium" w:eastAsia="Big Caslon Medium" w:cs="Big Caslon Medium"/>
+          <w:sz w:val="15"/>
+          <w:szCs w:val="15"/>
+        </w:rPr>
+      </w:pPr>
+      <w:r>
+        <w:rPr>
+          <w:rFonts w:ascii="Big Caslon Medium" w:hAnsi="Big Caslon Medium" w:eastAsia="Big Caslon Medium" w:cs="Big Caslon Medium"/>
           <w:sz w:val="15"/>
           <w:szCs w:val="15"/>
         </w:rPr>
@@ -5071,14 +5071,14 @@
         <w:jc w:val="left"/>
         <w:widowControl w:val="0"/>
         <w:rPr>
-          <w:rFonts w:ascii="Big Caslon" w:hAnsi="Big Caslon" w:eastAsia="Big Caslon" w:cs="Big Caslon"/>
-          <w:sz w:val="15"/>
-          <w:szCs w:val="15"/>
-        </w:rPr>
-      </w:pPr>
-      <w:r>
-        <w:rPr>
-          <w:rFonts w:ascii="Big Caslon" w:hAnsi="Big Caslon" w:eastAsia="Big Caslon" w:cs="Big Caslon"/>
+          <w:rFonts w:ascii="Big Caslon Medium" w:hAnsi="Big Caslon Medium" w:eastAsia="Big Caslon Medium" w:cs="Big Caslon Medium"/>
+          <w:sz w:val="15"/>
+          <w:szCs w:val="15"/>
+        </w:rPr>
+      </w:pPr>
+      <w:r>
+        <w:rPr>
+          <w:rFonts w:ascii="Big Caslon Medium" w:hAnsi="Big Caslon Medium" w:eastAsia="Big Caslon Medium" w:cs="Big Caslon Medium"/>
           <w:sz w:val="15"/>
           <w:szCs w:val="15"/>
         </w:rPr>
@@ -5091,14 +5091,14 @@
         <w:jc w:val="left"/>
         <w:widowControl w:val="0"/>
         <w:rPr>
-          <w:rFonts w:ascii="Big Caslon" w:hAnsi="Big Caslon" w:eastAsia="Big Caslon" w:cs="Big Caslon"/>
-          <w:sz w:val="15"/>
-          <w:szCs w:val="15"/>
-        </w:rPr>
-      </w:pPr>
-      <w:r>
-        <w:rPr>
-          <w:rFonts w:ascii="Big Caslon" w:hAnsi="Big Caslon" w:eastAsia="Big Caslon" w:cs="Big Caslon"/>
+          <w:rFonts w:ascii="Big Caslon Medium" w:hAnsi="Big Caslon Medium" w:eastAsia="Big Caslon Medium" w:cs="Big Caslon Medium"/>
+          <w:sz w:val="15"/>
+          <w:szCs w:val="15"/>
+        </w:rPr>
+      </w:pPr>
+      <w:r>
+        <w:rPr>
+          <w:rFonts w:ascii="Big Caslon Medium" w:hAnsi="Big Caslon Medium" w:eastAsia="Big Caslon Medium" w:cs="Big Caslon Medium"/>
           <w:sz w:val="15"/>
           <w:szCs w:val="15"/>
         </w:rPr>
@@ -5111,14 +5111,14 @@
         <w:jc w:val="left"/>
         <w:widowControl w:val="0"/>
         <w:rPr>
-          <w:rFonts w:ascii="Big Caslon" w:hAnsi="Big Caslon" w:eastAsia="Big Caslon" w:cs="Big Caslon"/>
-          <w:sz w:val="15"/>
-          <w:szCs w:val="15"/>
-        </w:rPr>
-      </w:pPr>
-      <w:r>
-        <w:rPr>
-          <w:rFonts w:ascii="Big Caslon" w:hAnsi="Big Caslon" w:eastAsia="Big Caslon" w:cs="Big Caslon"/>
+          <w:rFonts w:ascii="Big Caslon Medium" w:hAnsi="Big Caslon Medium" w:eastAsia="Big Caslon Medium" w:cs="Big Caslon Medium"/>
+          <w:sz w:val="15"/>
+          <w:szCs w:val="15"/>
+        </w:rPr>
+      </w:pPr>
+      <w:r>
+        <w:rPr>
+          <w:rFonts w:ascii="Big Caslon Medium" w:hAnsi="Big Caslon Medium" w:eastAsia="Big Caslon Medium" w:cs="Big Caslon Medium"/>
           <w:sz w:val="15"/>
           <w:szCs w:val="15"/>
         </w:rPr>
@@ -5131,14 +5131,14 @@
         <w:jc w:val="left"/>
         <w:widowControl w:val="0"/>
         <w:rPr>
-          <w:rFonts w:ascii="Big Caslon" w:hAnsi="Big Caslon" w:eastAsia="Big Caslon" w:cs="Big Caslon"/>
-          <w:sz w:val="15"/>
-          <w:szCs w:val="15"/>
-        </w:rPr>
-      </w:pPr>
-      <w:r>
-        <w:rPr>
-          <w:rFonts w:ascii="Big Caslon" w:hAnsi="Big Caslon" w:eastAsia="Big Caslon" w:cs="Big Caslon"/>
+          <w:rFonts w:ascii="Big Caslon Medium" w:hAnsi="Big Caslon Medium" w:eastAsia="Big Caslon Medium" w:cs="Big Caslon Medium"/>
+          <w:sz w:val="15"/>
+          <w:szCs w:val="15"/>
+        </w:rPr>
+      </w:pPr>
+      <w:r>
+        <w:rPr>
+          <w:rFonts w:ascii="Big Caslon Medium" w:hAnsi="Big Caslon Medium" w:eastAsia="Big Caslon Medium" w:cs="Big Caslon Medium"/>
           <w:sz w:val="15"/>
           <w:szCs w:val="15"/>
         </w:rPr>
@@ -5151,14 +5151,14 @@
         <w:jc w:val="left"/>
         <w:widowControl w:val="0"/>
         <w:rPr>
-          <w:rFonts w:ascii="Big Caslon" w:hAnsi="Big Caslon" w:eastAsia="Big Caslon" w:cs="Big Caslon"/>
-          <w:sz w:val="15"/>
-          <w:szCs w:val="15"/>
-        </w:rPr>
-      </w:pPr>
-      <w:r>
-        <w:rPr>
-          <w:rFonts w:ascii="Big Caslon" w:hAnsi="Big Caslon" w:eastAsia="Big Caslon" w:cs="Big Caslon"/>
+          <w:rFonts w:ascii="Big Caslon Medium" w:hAnsi="Big Caslon Medium" w:eastAsia="Big Caslon Medium" w:cs="Big Caslon Medium"/>
+          <w:sz w:val="15"/>
+          <w:szCs w:val="15"/>
+        </w:rPr>
+      </w:pPr>
+      <w:r>
+        <w:rPr>
+          <w:rFonts w:ascii="Big Caslon Medium" w:hAnsi="Big Caslon Medium" w:eastAsia="Big Caslon Medium" w:cs="Big Caslon Medium"/>
           <w:sz w:val="15"/>
           <w:szCs w:val="15"/>
         </w:rPr>
@@ -5171,14 +5171,14 @@
         <w:jc w:val="left"/>
         <w:widowControl w:val="0"/>
         <w:rPr>
-          <w:rFonts w:ascii="Big Caslon" w:hAnsi="Big Caslon" w:eastAsia="Big Caslon" w:cs="Big Caslon"/>
-          <w:sz w:val="15"/>
-          <w:szCs w:val="15"/>
-        </w:rPr>
-      </w:pPr>
-      <w:r>
-        <w:rPr>
-          <w:rFonts w:ascii="Big Caslon" w:hAnsi="Big Caslon" w:eastAsia="Big Caslon" w:cs="Big Caslon"/>
+          <w:rFonts w:ascii="Big Caslon Medium" w:hAnsi="Big Caslon Medium" w:eastAsia="Big Caslon Medium" w:cs="Big Caslon Medium"/>
+          <w:sz w:val="15"/>
+          <w:szCs w:val="15"/>
+        </w:rPr>
+      </w:pPr>
+      <w:r>
+        <w:rPr>
+          <w:rFonts w:ascii="Big Caslon Medium" w:hAnsi="Big Caslon Medium" w:eastAsia="Big Caslon Medium" w:cs="Big Caslon Medium"/>
           <w:sz w:val="15"/>
           <w:szCs w:val="15"/>
         </w:rPr>
@@ -5191,14 +5191,14 @@
         <w:jc w:val="left"/>
         <w:widowControl w:val="0"/>
         <w:rPr>
-          <w:rFonts w:ascii="Big Caslon" w:hAnsi="Big Caslon" w:eastAsia="Big Caslon" w:cs="Big Caslon"/>
-          <w:sz w:val="15"/>
-          <w:szCs w:val="15"/>
-        </w:rPr>
-      </w:pPr>
-      <w:r>
-        <w:rPr>
-          <w:rFonts w:ascii="Big Caslon" w:hAnsi="Big Caslon" w:eastAsia="Big Caslon" w:cs="Big Caslon"/>
+          <w:rFonts w:ascii="Big Caslon Medium" w:hAnsi="Big Caslon Medium" w:eastAsia="Big Caslon Medium" w:cs="Big Caslon Medium"/>
+          <w:sz w:val="15"/>
+          <w:szCs w:val="15"/>
+        </w:rPr>
+      </w:pPr>
+      <w:r>
+        <w:rPr>
+          <w:rFonts w:ascii="Big Caslon Medium" w:hAnsi="Big Caslon Medium" w:eastAsia="Big Caslon Medium" w:cs="Big Caslon Medium"/>
           <w:sz w:val="15"/>
           <w:szCs w:val="15"/>
         </w:rPr>
@@ -5211,14 +5211,14 @@
         <w:jc w:val="left"/>
         <w:widowControl w:val="0"/>
         <w:rPr>
-          <w:rFonts w:ascii="Big Caslon" w:hAnsi="Big Caslon" w:eastAsia="Big Caslon" w:cs="Big Caslon"/>
-          <w:sz w:val="15"/>
-          <w:szCs w:val="15"/>
-        </w:rPr>
-      </w:pPr>
-      <w:r>
-        <w:rPr>
-          <w:rFonts w:ascii="Big Caslon" w:hAnsi="Big Caslon" w:eastAsia="Big Caslon" w:cs="Big Caslon"/>
+          <w:rFonts w:ascii="Big Caslon Medium" w:hAnsi="Big Caslon Medium" w:eastAsia="Big Caslon Medium" w:cs="Big Caslon Medium"/>
+          <w:sz w:val="15"/>
+          <w:szCs w:val="15"/>
+        </w:rPr>
+      </w:pPr>
+      <w:r>
+        <w:rPr>
+          <w:rFonts w:ascii="Big Caslon Medium" w:hAnsi="Big Caslon Medium" w:eastAsia="Big Caslon Medium" w:cs="Big Caslon Medium"/>
           <w:sz w:val="15"/>
           <w:szCs w:val="15"/>
         </w:rPr>
@@ -5231,14 +5231,14 @@
         <w:jc w:val="left"/>
         <w:widowControl w:val="0"/>
         <w:rPr>
-          <w:rFonts w:ascii="Big Caslon" w:hAnsi="Big Caslon" w:eastAsia="Big Caslon" w:cs="Big Caslon"/>
-          <w:sz w:val="15"/>
-          <w:szCs w:val="15"/>
-        </w:rPr>
-      </w:pPr>
-      <w:r>
-        <w:rPr>
-          <w:rFonts w:ascii="Big Caslon" w:hAnsi="Big Caslon" w:eastAsia="Big Caslon" w:cs="Big Caslon"/>
+          <w:rFonts w:ascii="Big Caslon Medium" w:hAnsi="Big Caslon Medium" w:eastAsia="Big Caslon Medium" w:cs="Big Caslon Medium"/>
+          <w:sz w:val="15"/>
+          <w:szCs w:val="15"/>
+        </w:rPr>
+      </w:pPr>
+      <w:r>
+        <w:rPr>
+          <w:rFonts w:ascii="Big Caslon Medium" w:hAnsi="Big Caslon Medium" w:eastAsia="Big Caslon Medium" w:cs="Big Caslon Medium"/>
           <w:sz w:val="15"/>
           <w:szCs w:val="15"/>
         </w:rPr>
@@ -5251,14 +5251,14 @@
         <w:jc w:val="left"/>
         <w:widowControl w:val="0"/>
         <w:rPr>
-          <w:rFonts w:ascii="Big Caslon" w:hAnsi="Big Caslon" w:eastAsia="Big Caslon" w:cs="Big Caslon"/>
-          <w:sz w:val="15"/>
-          <w:szCs w:val="15"/>
-        </w:rPr>
-      </w:pPr>
-      <w:r>
-        <w:rPr>
-          <w:rFonts w:ascii="Big Caslon" w:hAnsi="Big Caslon" w:eastAsia="Big Caslon" w:cs="Big Caslon"/>
+          <w:rFonts w:ascii="Big Caslon Medium" w:hAnsi="Big Caslon Medium" w:eastAsia="Big Caslon Medium" w:cs="Big Caslon Medium"/>
+          <w:sz w:val="15"/>
+          <w:szCs w:val="15"/>
+        </w:rPr>
+      </w:pPr>
+      <w:r>
+        <w:rPr>
+          <w:rFonts w:ascii="Big Caslon Medium" w:hAnsi="Big Caslon Medium" w:eastAsia="Big Caslon Medium" w:cs="Big Caslon Medium"/>
           <w:sz w:val="15"/>
           <w:szCs w:val="15"/>
         </w:rPr>
@@ -5271,14 +5271,14 @@
         <w:jc w:val="left"/>
         <w:widowControl w:val="0"/>
         <w:rPr>
-          <w:rFonts w:ascii="Big Caslon" w:hAnsi="Big Caslon" w:eastAsia="Big Caslon" w:cs="Big Caslon"/>
-          <w:sz w:val="15"/>
-          <w:szCs w:val="15"/>
-        </w:rPr>
-      </w:pPr>
-      <w:r>
-        <w:rPr>
-          <w:rFonts w:ascii="Big Caslon" w:hAnsi="Big Caslon" w:eastAsia="Big Caslon" w:cs="Big Caslon"/>
+          <w:rFonts w:ascii="Big Caslon Medium" w:hAnsi="Big Caslon Medium" w:eastAsia="Big Caslon Medium" w:cs="Big Caslon Medium"/>
+          <w:sz w:val="15"/>
+          <w:szCs w:val="15"/>
+        </w:rPr>
+      </w:pPr>
+      <w:r>
+        <w:rPr>
+          <w:rFonts w:ascii="Big Caslon Medium" w:hAnsi="Big Caslon Medium" w:eastAsia="Big Caslon Medium" w:cs="Big Caslon Medium"/>
           <w:sz w:val="15"/>
           <w:szCs w:val="15"/>
         </w:rPr>
@@ -5291,14 +5291,14 @@
         <w:jc w:val="left"/>
         <w:widowControl w:val="0"/>
         <w:rPr>
-          <w:rFonts w:ascii="Big Caslon" w:hAnsi="Big Caslon" w:eastAsia="Big Caslon" w:cs="Big Caslon"/>
-          <w:sz w:val="15"/>
-          <w:szCs w:val="15"/>
-        </w:rPr>
-      </w:pPr>
-      <w:r>
-        <w:rPr>
-          <w:rFonts w:ascii="Big Caslon" w:hAnsi="Big Caslon" w:eastAsia="Big Caslon" w:cs="Big Caslon"/>
+          <w:rFonts w:ascii="Big Caslon Medium" w:hAnsi="Big Caslon Medium" w:eastAsia="Big Caslon Medium" w:cs="Big Caslon Medium"/>
+          <w:sz w:val="15"/>
+          <w:szCs w:val="15"/>
+        </w:rPr>
+      </w:pPr>
+      <w:r>
+        <w:rPr>
+          <w:rFonts w:ascii="Big Caslon Medium" w:hAnsi="Big Caslon Medium" w:eastAsia="Big Caslon Medium" w:cs="Big Caslon Medium"/>
           <w:sz w:val="15"/>
           <w:szCs w:val="15"/>
         </w:rPr>
@@ -5311,14 +5311,14 @@
         <w:jc w:val="left"/>
         <w:widowControl w:val="0"/>
         <w:rPr>
-          <w:rFonts w:ascii="Big Caslon" w:hAnsi="Big Caslon" w:eastAsia="Big Caslon" w:cs="Big Caslon"/>
-          <w:sz w:val="15"/>
-          <w:szCs w:val="15"/>
-        </w:rPr>
-      </w:pPr>
-      <w:r>
-        <w:rPr>
-          <w:rFonts w:ascii="Big Caslon" w:hAnsi="Big Caslon" w:eastAsia="Big Caslon" w:cs="Big Caslon"/>
+          <w:rFonts w:ascii="Big Caslon Medium" w:hAnsi="Big Caslon Medium" w:eastAsia="Big Caslon Medium" w:cs="Big Caslon Medium"/>
+          <w:sz w:val="15"/>
+          <w:szCs w:val="15"/>
+        </w:rPr>
+      </w:pPr>
+      <w:r>
+        <w:rPr>
+          <w:rFonts w:ascii="Big Caslon Medium" w:hAnsi="Big Caslon Medium" w:eastAsia="Big Caslon Medium" w:cs="Big Caslon Medium"/>
           <w:sz w:val="15"/>
           <w:szCs w:val="15"/>
         </w:rPr>
@@ -5331,14 +5331,14 @@
         <w:jc w:val="left"/>
         <w:widowControl w:val="0"/>
         <w:rPr>
-          <w:rFonts w:ascii="Big Caslon" w:hAnsi="Big Caslon" w:eastAsia="Big Caslon" w:cs="Big Caslon"/>
-          <w:sz w:val="15"/>
-          <w:szCs w:val="15"/>
-        </w:rPr>
-      </w:pPr>
-      <w:r>
-        <w:rPr>
-          <w:rFonts w:ascii="Big Caslon" w:hAnsi="Big Caslon" w:eastAsia="Big Caslon" w:cs="Big Caslon"/>
+          <w:rFonts w:ascii="Big Caslon Medium" w:hAnsi="Big Caslon Medium" w:eastAsia="Big Caslon Medium" w:cs="Big Caslon Medium"/>
+          <w:sz w:val="15"/>
+          <w:szCs w:val="15"/>
+        </w:rPr>
+      </w:pPr>
+      <w:r>
+        <w:rPr>
+          <w:rFonts w:ascii="Big Caslon Medium" w:hAnsi="Big Caslon Medium" w:eastAsia="Big Caslon Medium" w:cs="Big Caslon Medium"/>
           <w:sz w:val="15"/>
           <w:szCs w:val="15"/>
         </w:rPr>
@@ -5351,14 +5351,14 @@
         <w:jc w:val="left"/>
         <w:widowControl w:val="0"/>
         <w:rPr>
-          <w:rFonts w:ascii="Big Caslon" w:hAnsi="Big Caslon" w:eastAsia="Big Caslon" w:cs="Big Caslon"/>
-          <w:sz w:val="15"/>
-          <w:szCs w:val="15"/>
-        </w:rPr>
-      </w:pPr>
-      <w:r>
-        <w:rPr>
-          <w:rFonts w:ascii="Big Caslon" w:hAnsi="Big Caslon" w:eastAsia="Big Caslon" w:cs="Big Caslon"/>
+          <w:rFonts w:ascii="Big Caslon Medium" w:hAnsi="Big Caslon Medium" w:eastAsia="Big Caslon Medium" w:cs="Big Caslon Medium"/>
+          <w:sz w:val="15"/>
+          <w:szCs w:val="15"/>
+        </w:rPr>
+      </w:pPr>
+      <w:r>
+        <w:rPr>
+          <w:rFonts w:ascii="Big Caslon Medium" w:hAnsi="Big Caslon Medium" w:eastAsia="Big Caslon Medium" w:cs="Big Caslon Medium"/>
           <w:sz w:val="15"/>
           <w:szCs w:val="15"/>
         </w:rPr>
@@ -5371,14 +5371,14 @@
         <w:jc w:val="left"/>
         <w:widowControl w:val="0"/>
         <w:rPr>
-          <w:rFonts w:ascii="Big Caslon" w:hAnsi="Big Caslon" w:eastAsia="Big Caslon" w:cs="Big Caslon"/>
-          <w:sz w:val="15"/>
-          <w:szCs w:val="15"/>
-        </w:rPr>
-      </w:pPr>
-      <w:r>
-        <w:rPr>
-          <w:rFonts w:ascii="Big Caslon" w:hAnsi="Big Caslon" w:eastAsia="Big Caslon" w:cs="Big Caslon"/>
+          <w:rFonts w:ascii="Big Caslon Medium" w:hAnsi="Big Caslon Medium" w:eastAsia="Big Caslon Medium" w:cs="Big Caslon Medium"/>
+          <w:sz w:val="15"/>
+          <w:szCs w:val="15"/>
+        </w:rPr>
+      </w:pPr>
+      <w:r>
+        <w:rPr>
+          <w:rFonts w:ascii="Big Caslon Medium" w:hAnsi="Big Caslon Medium" w:eastAsia="Big Caslon Medium" w:cs="Big Caslon Medium"/>
           <w:sz w:val="15"/>
           <w:szCs w:val="15"/>
         </w:rPr>
@@ -5391,14 +5391,14 @@
         <w:jc w:val="left"/>
         <w:widowControl w:val="0"/>
         <w:rPr>
-          <w:rFonts w:ascii="Big Caslon" w:hAnsi="Big Caslon" w:eastAsia="Big Caslon" w:cs="Big Caslon"/>
-          <w:sz w:val="15"/>
-          <w:szCs w:val="15"/>
-        </w:rPr>
-      </w:pPr>
-      <w:r>
-        <w:rPr>
-          <w:rFonts w:ascii="Big Caslon" w:hAnsi="Big Caslon" w:eastAsia="Big Caslon" w:cs="Big Caslon"/>
+          <w:rFonts w:ascii="Big Caslon Medium" w:hAnsi="Big Caslon Medium" w:eastAsia="Big Caslon Medium" w:cs="Big Caslon Medium"/>
+          <w:sz w:val="15"/>
+          <w:szCs w:val="15"/>
+        </w:rPr>
+      </w:pPr>
+      <w:r>
+        <w:rPr>
+          <w:rFonts w:ascii="Big Caslon Medium" w:hAnsi="Big Caslon Medium" w:eastAsia="Big Caslon Medium" w:cs="Big Caslon Medium"/>
           <w:sz w:val="15"/>
           <w:szCs w:val="15"/>
         </w:rPr>
@@ -5411,14 +5411,14 @@
         <w:jc w:val="left"/>
         <w:widowControl w:val="0"/>
         <w:rPr>
-          <w:rFonts w:ascii="Big Caslon" w:hAnsi="Big Caslon" w:eastAsia="Big Caslon" w:cs="Big Caslon"/>
-          <w:sz w:val="15"/>
-          <w:szCs w:val="15"/>
-        </w:rPr>
-      </w:pPr>
-      <w:r>
-        <w:rPr>
-          <w:rFonts w:ascii="Big Caslon" w:hAnsi="Big Caslon" w:eastAsia="Big Caslon" w:cs="Big Caslon"/>
+          <w:rFonts w:ascii="Big Caslon Medium" w:hAnsi="Big Caslon Medium" w:eastAsia="Big Caslon Medium" w:cs="Big Caslon Medium"/>
+          <w:sz w:val="15"/>
+          <w:szCs w:val="15"/>
+        </w:rPr>
+      </w:pPr>
+      <w:r>
+        <w:rPr>
+          <w:rFonts w:ascii="Big Caslon Medium" w:hAnsi="Big Caslon Medium" w:eastAsia="Big Caslon Medium" w:cs="Big Caslon Medium"/>
           <w:sz w:val="15"/>
           <w:szCs w:val="15"/>
         </w:rPr>
@@ -5431,14 +5431,14 @@
         <w:jc w:val="left"/>
         <w:widowControl w:val="0"/>
         <w:rPr>
-          <w:rFonts w:ascii="Big Caslon" w:hAnsi="Big Caslon" w:eastAsia="Big Caslon" w:cs="Big Caslon"/>
-          <w:sz w:val="15"/>
-          <w:szCs w:val="15"/>
-        </w:rPr>
-      </w:pPr>
-      <w:r>
-        <w:rPr>
-          <w:rFonts w:ascii="Big Caslon" w:hAnsi="Big Caslon" w:eastAsia="Big Caslon" w:cs="Big Caslon"/>
+          <w:rFonts w:ascii="Big Caslon Medium" w:hAnsi="Big Caslon Medium" w:eastAsia="Big Caslon Medium" w:cs="Big Caslon Medium"/>
+          <w:sz w:val="15"/>
+          <w:szCs w:val="15"/>
+        </w:rPr>
+      </w:pPr>
+      <w:r>
+        <w:rPr>
+          <w:rFonts w:ascii="Big Caslon Medium" w:hAnsi="Big Caslon Medium" w:eastAsia="Big Caslon Medium" w:cs="Big Caslon Medium"/>
           <w:sz w:val="15"/>
           <w:szCs w:val="15"/>
         </w:rPr>
@@ -5451,14 +5451,14 @@
         <w:jc w:val="left"/>
         <w:widowControl w:val="0"/>
         <w:rPr>
-          <w:rFonts w:ascii="Big Caslon" w:hAnsi="Big Caslon" w:eastAsia="Big Caslon" w:cs="Big Caslon"/>
-          <w:sz w:val="15"/>
-          <w:szCs w:val="15"/>
-        </w:rPr>
-      </w:pPr>
-      <w:r>
-        <w:rPr>
-          <w:rFonts w:ascii="Big Caslon" w:hAnsi="Big Caslon" w:eastAsia="Big Caslon" w:cs="Big Caslon"/>
+          <w:rFonts w:ascii="Big Caslon Medium" w:hAnsi="Big Caslon Medium" w:eastAsia="Big Caslon Medium" w:cs="Big Caslon Medium"/>
+          <w:sz w:val="15"/>
+          <w:szCs w:val="15"/>
+        </w:rPr>
+      </w:pPr>
+      <w:r>
+        <w:rPr>
+          <w:rFonts w:ascii="Big Caslon Medium" w:hAnsi="Big Caslon Medium" w:eastAsia="Big Caslon Medium" w:cs="Big Caslon Medium"/>
           <w:sz w:val="15"/>
           <w:szCs w:val="15"/>
         </w:rPr>
@@ -5471,14 +5471,14 @@
         <w:jc w:val="left"/>
         <w:widowControl w:val="0"/>
         <w:rPr>
-          <w:rFonts w:ascii="Big Caslon" w:hAnsi="Big Caslon" w:eastAsia="Big Caslon" w:cs="Big Caslon"/>
-          <w:sz w:val="15"/>
-          <w:szCs w:val="15"/>
-        </w:rPr>
-      </w:pPr>
-      <w:r>
-        <w:rPr>
-          <w:rFonts w:ascii="Big Caslon" w:hAnsi="Big Caslon" w:eastAsia="Big Caslon" w:cs="Big Caslon"/>
+          <w:rFonts w:ascii="Big Caslon Medium" w:hAnsi="Big Caslon Medium" w:eastAsia="Big Caslon Medium" w:cs="Big Caslon Medium"/>
+          <w:sz w:val="15"/>
+          <w:szCs w:val="15"/>
+        </w:rPr>
+      </w:pPr>
+      <w:r>
+        <w:rPr>
+          <w:rFonts w:ascii="Big Caslon Medium" w:hAnsi="Big Caslon Medium" w:eastAsia="Big Caslon Medium" w:cs="Big Caslon Medium"/>
           <w:sz w:val="15"/>
           <w:szCs w:val="15"/>
         </w:rPr>
@@ -5491,14 +5491,14 @@
         <w:jc w:val="left"/>
         <w:widowControl w:val="0"/>
         <w:rPr>
-          <w:rFonts w:ascii="Big Caslon" w:hAnsi="Big Caslon" w:eastAsia="Big Caslon" w:cs="Big Caslon"/>
-          <w:sz w:val="15"/>
-          <w:szCs w:val="15"/>
-        </w:rPr>
-      </w:pPr>
-      <w:r>
-        <w:rPr>
-          <w:rFonts w:ascii="Big Caslon" w:hAnsi="Big Caslon" w:eastAsia="Big Caslon" w:cs="Big Caslon"/>
+          <w:rFonts w:ascii="Big Caslon Medium" w:hAnsi="Big Caslon Medium" w:eastAsia="Big Caslon Medium" w:cs="Big Caslon Medium"/>
+          <w:sz w:val="15"/>
+          <w:szCs w:val="15"/>
+        </w:rPr>
+      </w:pPr>
+      <w:r>
+        <w:rPr>
+          <w:rFonts w:ascii="Big Caslon Medium" w:hAnsi="Big Caslon Medium" w:eastAsia="Big Caslon Medium" w:cs="Big Caslon Medium"/>
           <w:sz w:val="15"/>
           <w:szCs w:val="15"/>
         </w:rPr>
@@ -5511,14 +5511,14 @@
         <w:jc w:val="left"/>
         <w:widowControl w:val="0"/>
         <w:rPr>
-          <w:rFonts w:ascii="Big Caslon" w:hAnsi="Big Caslon" w:eastAsia="Big Caslon" w:cs="Big Caslon"/>
-          <w:sz w:val="15"/>
-          <w:szCs w:val="15"/>
-        </w:rPr>
-      </w:pPr>
-      <w:r>
-        <w:rPr>
-          <w:rFonts w:ascii="Big Caslon" w:hAnsi="Big Caslon" w:eastAsia="Big Caslon" w:cs="Big Caslon"/>
+          <w:rFonts w:ascii="Big Caslon Medium" w:hAnsi="Big Caslon Medium" w:eastAsia="Big Caslon Medium" w:cs="Big Caslon Medium"/>
+          <w:sz w:val="15"/>
+          <w:szCs w:val="15"/>
+        </w:rPr>
+      </w:pPr>
+      <w:r>
+        <w:rPr>
+          <w:rFonts w:ascii="Big Caslon Medium" w:hAnsi="Big Caslon Medium" w:eastAsia="Big Caslon Medium" w:cs="Big Caslon Medium"/>
           <w:sz w:val="15"/>
           <w:szCs w:val="15"/>
         </w:rPr>
@@ -5531,14 +5531,14 @@
         <w:jc w:val="left"/>
         <w:widowControl w:val="0"/>
         <w:rPr>
-          <w:rFonts w:ascii="Big Caslon" w:hAnsi="Big Caslon" w:eastAsia="Big Caslon" w:cs="Big Caslon"/>
-          <w:sz w:val="15"/>
-          <w:szCs w:val="15"/>
-        </w:rPr>
-      </w:pPr>
-      <w:r>
-        <w:rPr>
-          <w:rFonts w:ascii="Big Caslon" w:hAnsi="Big Caslon" w:eastAsia="Big Caslon" w:cs="Big Caslon"/>
+          <w:rFonts w:ascii="Big Caslon Medium" w:hAnsi="Big Caslon Medium" w:eastAsia="Big Caslon Medium" w:cs="Big Caslon Medium"/>
+          <w:sz w:val="15"/>
+          <w:szCs w:val="15"/>
+        </w:rPr>
+      </w:pPr>
+      <w:r>
+        <w:rPr>
+          <w:rFonts w:ascii="Big Caslon Medium" w:hAnsi="Big Caslon Medium" w:eastAsia="Big Caslon Medium" w:cs="Big Caslon Medium"/>
           <w:sz w:val="15"/>
           <w:szCs w:val="15"/>
         </w:rPr>
@@ -5551,14 +5551,14 @@
         <w:jc w:val="left"/>
         <w:widowControl w:val="0"/>
         <w:rPr>
-          <w:rFonts w:ascii="Big Caslon" w:hAnsi="Big Caslon" w:eastAsia="Big Caslon" w:cs="Big Caslon"/>
-          <w:sz w:val="15"/>
-          <w:szCs w:val="15"/>
-        </w:rPr>
-      </w:pPr>
-      <w:r>
-        <w:rPr>
-          <w:rFonts w:ascii="Big Caslon" w:hAnsi="Big Caslon" w:eastAsia="Big Caslon" w:cs="Big Caslon"/>
+          <w:rFonts w:ascii="Big Caslon Medium" w:hAnsi="Big Caslon Medium" w:eastAsia="Big Caslon Medium" w:cs="Big Caslon Medium"/>
+          <w:sz w:val="15"/>
+          <w:szCs w:val="15"/>
+        </w:rPr>
+      </w:pPr>
+      <w:r>
+        <w:rPr>
+          <w:rFonts w:ascii="Big Caslon Medium" w:hAnsi="Big Caslon Medium" w:eastAsia="Big Caslon Medium" w:cs="Big Caslon Medium"/>
           <w:sz w:val="15"/>
           <w:szCs w:val="15"/>
         </w:rPr>
@@ -5571,14 +5571,14 @@
         <w:jc w:val="left"/>
         <w:widowControl w:val="0"/>
         <w:rPr>
-          <w:rFonts w:ascii="Big Caslon" w:hAnsi="Big Caslon" w:eastAsia="Big Caslon" w:cs="Big Caslon"/>
-          <w:sz w:val="15"/>
-          <w:szCs w:val="15"/>
-        </w:rPr>
-      </w:pPr>
-      <w:r>
-        <w:rPr>
-          <w:rFonts w:ascii="Big Caslon" w:hAnsi="Big Caslon" w:eastAsia="Big Caslon" w:cs="Big Caslon"/>
+          <w:rFonts w:ascii="Big Caslon Medium" w:hAnsi="Big Caslon Medium" w:eastAsia="Big Caslon Medium" w:cs="Big Caslon Medium"/>
+          <w:sz w:val="15"/>
+          <w:szCs w:val="15"/>
+        </w:rPr>
+      </w:pPr>
+      <w:r>
+        <w:rPr>
+          <w:rFonts w:ascii="Big Caslon Medium" w:hAnsi="Big Caslon Medium" w:eastAsia="Big Caslon Medium" w:cs="Big Caslon Medium"/>
           <w:sz w:val="15"/>
           <w:szCs w:val="15"/>
         </w:rPr>
@@ -5591,14 +5591,14 @@
         <w:jc w:val="left"/>
         <w:widowControl w:val="0"/>
         <w:rPr>
-          <w:rFonts w:ascii="Big Caslon" w:hAnsi="Big Caslon" w:eastAsia="Big Caslon" w:cs="Big Caslon"/>
-          <w:sz w:val="15"/>
-          <w:szCs w:val="15"/>
-        </w:rPr>
-      </w:pPr>
-      <w:r>
-        <w:rPr>
-          <w:rFonts w:ascii="Big Caslon" w:hAnsi="Big Caslon" w:eastAsia="Big Caslon" w:cs="Big Caslon"/>
+          <w:rFonts w:ascii="Big Caslon Medium" w:hAnsi="Big Caslon Medium" w:eastAsia="Big Caslon Medium" w:cs="Big Caslon Medium"/>
+          <w:sz w:val="15"/>
+          <w:szCs w:val="15"/>
+        </w:rPr>
+      </w:pPr>
+      <w:r>
+        <w:rPr>
+          <w:rFonts w:ascii="Big Caslon Medium" w:hAnsi="Big Caslon Medium" w:eastAsia="Big Caslon Medium" w:cs="Big Caslon Medium"/>
           <w:sz w:val="15"/>
           <w:szCs w:val="15"/>
         </w:rPr>
@@ -5611,14 +5611,14 @@
         <w:jc w:val="left"/>
         <w:widowControl w:val="0"/>
         <w:rPr>
-          <w:rFonts w:ascii="Big Caslon" w:hAnsi="Big Caslon" w:eastAsia="Big Caslon" w:cs="Big Caslon"/>
-          <w:sz w:val="15"/>
-          <w:szCs w:val="15"/>
-        </w:rPr>
-      </w:pPr>
-      <w:r>
-        <w:rPr>
-          <w:rFonts w:ascii="Big Caslon" w:hAnsi="Big Caslon" w:eastAsia="Big Caslon" w:cs="Big Caslon"/>
+          <w:rFonts w:ascii="Big Caslon Medium" w:hAnsi="Big Caslon Medium" w:eastAsia="Big Caslon Medium" w:cs="Big Caslon Medium"/>
+          <w:sz w:val="15"/>
+          <w:szCs w:val="15"/>
+        </w:rPr>
+      </w:pPr>
+      <w:r>
+        <w:rPr>
+          <w:rFonts w:ascii="Big Caslon Medium" w:hAnsi="Big Caslon Medium" w:eastAsia="Big Caslon Medium" w:cs="Big Caslon Medium"/>
           <w:sz w:val="15"/>
           <w:szCs w:val="15"/>
         </w:rPr>
@@ -5631,14 +5631,14 @@
         <w:jc w:val="left"/>
         <w:widowControl w:val="0"/>
         <w:rPr>
-          <w:rFonts w:ascii="Big Caslon" w:hAnsi="Big Caslon" w:eastAsia="Big Caslon" w:cs="Big Caslon"/>
-          <w:sz w:val="15"/>
-          <w:szCs w:val="15"/>
-        </w:rPr>
-      </w:pPr>
-      <w:r>
-        <w:rPr>
-          <w:rFonts w:ascii="Big Caslon" w:hAnsi="Big Caslon" w:eastAsia="Big Caslon" w:cs="Big Caslon"/>
+          <w:rFonts w:ascii="Big Caslon Medium" w:hAnsi="Big Caslon Medium" w:eastAsia="Big Caslon Medium" w:cs="Big Caslon Medium"/>
+          <w:sz w:val="15"/>
+          <w:szCs w:val="15"/>
+        </w:rPr>
+      </w:pPr>
+      <w:r>
+        <w:rPr>
+          <w:rFonts w:ascii="Big Caslon Medium" w:hAnsi="Big Caslon Medium" w:eastAsia="Big Caslon Medium" w:cs="Big Caslon Medium"/>
           <w:sz w:val="15"/>
           <w:szCs w:val="15"/>
         </w:rPr>
@@ -5651,14 +5651,14 @@
         <w:jc w:val="left"/>
         <w:widowControl w:val="0"/>
         <w:rPr>
-          <w:rFonts w:ascii="Big Caslon" w:hAnsi="Big Caslon" w:eastAsia="Big Caslon" w:cs="Big Caslon"/>
-          <w:sz w:val="15"/>
-          <w:szCs w:val="15"/>
-        </w:rPr>
-      </w:pPr>
-      <w:r>
-        <w:rPr>
-          <w:rFonts w:ascii="Big Caslon" w:hAnsi="Big Caslon" w:eastAsia="Big Caslon" w:cs="Big Caslon"/>
+          <w:rFonts w:ascii="Big Caslon Medium" w:hAnsi="Big Caslon Medium" w:eastAsia="Big Caslon Medium" w:cs="Big Caslon Medium"/>
+          <w:sz w:val="15"/>
+          <w:szCs w:val="15"/>
+        </w:rPr>
+      </w:pPr>
+      <w:r>
+        <w:rPr>
+          <w:rFonts w:ascii="Big Caslon Medium" w:hAnsi="Big Caslon Medium" w:eastAsia="Big Caslon Medium" w:cs="Big Caslon Medium"/>
           <w:sz w:val="15"/>
           <w:szCs w:val="15"/>
         </w:rPr>
@@ -5671,14 +5671,14 @@
         <w:jc w:val="left"/>
         <w:widowControl w:val="0"/>
         <w:rPr>
-          <w:rFonts w:ascii="Big Caslon" w:hAnsi="Big Caslon" w:eastAsia="Big Caslon" w:cs="Big Caslon"/>
-          <w:sz w:val="15"/>
-          <w:szCs w:val="15"/>
-        </w:rPr>
-      </w:pPr>
-      <w:r>
-        <w:rPr>
-          <w:rFonts w:ascii="Big Caslon" w:hAnsi="Big Caslon" w:eastAsia="Big Caslon" w:cs="Big Caslon"/>
+          <w:rFonts w:ascii="Big Caslon Medium" w:hAnsi="Big Caslon Medium" w:eastAsia="Big Caslon Medium" w:cs="Big Caslon Medium"/>
+          <w:sz w:val="15"/>
+          <w:szCs w:val="15"/>
+        </w:rPr>
+      </w:pPr>
+      <w:r>
+        <w:rPr>
+          <w:rFonts w:ascii="Big Caslon Medium" w:hAnsi="Big Caslon Medium" w:eastAsia="Big Caslon Medium" w:cs="Big Caslon Medium"/>
           <w:sz w:val="15"/>
           <w:szCs w:val="15"/>
         </w:rPr>
@@ -5691,14 +5691,14 @@
         <w:jc w:val="left"/>
         <w:widowControl w:val="0"/>
         <w:rPr>
-          <w:rFonts w:ascii="Big Caslon" w:hAnsi="Big Caslon" w:eastAsia="Big Caslon" w:cs="Big Caslon"/>
-          <w:sz w:val="15"/>
-          <w:szCs w:val="15"/>
-        </w:rPr>
-      </w:pPr>
-      <w:r>
-        <w:rPr>
-          <w:rFonts w:ascii="Big Caslon" w:hAnsi="Big Caslon" w:eastAsia="Big Caslon" w:cs="Big Caslon"/>
+          <w:rFonts w:ascii="Big Caslon Medium" w:hAnsi="Big Caslon Medium" w:eastAsia="Big Caslon Medium" w:cs="Big Caslon Medium"/>
+          <w:sz w:val="15"/>
+          <w:szCs w:val="15"/>
+        </w:rPr>
+      </w:pPr>
+      <w:r>
+        <w:rPr>
+          <w:rFonts w:ascii="Big Caslon Medium" w:hAnsi="Big Caslon Medium" w:eastAsia="Big Caslon Medium" w:cs="Big Caslon Medium"/>
           <w:sz w:val="15"/>
           <w:szCs w:val="15"/>
         </w:rPr>
@@ -5711,14 +5711,14 @@
         <w:jc w:val="left"/>
         <w:widowControl w:val="0"/>
         <w:rPr>
-          <w:rFonts w:ascii="Big Caslon" w:hAnsi="Big Caslon" w:eastAsia="Big Caslon" w:cs="Big Caslon"/>
-          <w:sz w:val="15"/>
-          <w:szCs w:val="15"/>
-        </w:rPr>
-      </w:pPr>
-      <w:r>
-        <w:rPr>
-          <w:rFonts w:ascii="Big Caslon" w:hAnsi="Big Caslon" w:eastAsia="Big Caslon" w:cs="Big Caslon"/>
+          <w:rFonts w:ascii="Big Caslon Medium" w:hAnsi="Big Caslon Medium" w:eastAsia="Big Caslon Medium" w:cs="Big Caslon Medium"/>
+          <w:sz w:val="15"/>
+          <w:szCs w:val="15"/>
+        </w:rPr>
+      </w:pPr>
+      <w:r>
+        <w:rPr>
+          <w:rFonts w:ascii="Big Caslon Medium" w:hAnsi="Big Caslon Medium" w:eastAsia="Big Caslon Medium" w:cs="Big Caslon Medium"/>
           <w:sz w:val="15"/>
           <w:szCs w:val="15"/>
         </w:rPr>
@@ -5731,14 +5731,14 @@
         <w:jc w:val="left"/>
         <w:widowControl w:val="0"/>
         <w:rPr>
-          <w:rFonts w:ascii="Big Caslon" w:hAnsi="Big Caslon" w:eastAsia="Big Caslon" w:cs="Big Caslon"/>
-          <w:sz w:val="15"/>
-          <w:szCs w:val="15"/>
-        </w:rPr>
-      </w:pPr>
-      <w:r>
-        <w:rPr>
-          <w:rFonts w:ascii="Big Caslon" w:hAnsi="Big Caslon" w:eastAsia="Big Caslon" w:cs="Big Caslon"/>
+          <w:rFonts w:ascii="Big Caslon Medium" w:hAnsi="Big Caslon Medium" w:eastAsia="Big Caslon Medium" w:cs="Big Caslon Medium"/>
+          <w:sz w:val="15"/>
+          <w:szCs w:val="15"/>
+        </w:rPr>
+      </w:pPr>
+      <w:r>
+        <w:rPr>
+          <w:rFonts w:ascii="Big Caslon Medium" w:hAnsi="Big Caslon Medium" w:eastAsia="Big Caslon Medium" w:cs="Big Caslon Medium"/>
           <w:sz w:val="15"/>
           <w:szCs w:val="15"/>
         </w:rPr>
@@ -5751,14 +5751,14 @@
         <w:jc w:val="left"/>
         <w:widowControl w:val="0"/>
         <w:rPr>
-          <w:rFonts w:ascii="Big Caslon" w:hAnsi="Big Caslon" w:eastAsia="Big Caslon" w:cs="Big Caslon"/>
-          <w:sz w:val="15"/>
-          <w:szCs w:val="15"/>
-        </w:rPr>
-      </w:pPr>
-      <w:r>
-        <w:rPr>
-          <w:rFonts w:ascii="Big Caslon" w:hAnsi="Big Caslon" w:eastAsia="Big Caslon" w:cs="Big Caslon"/>
+          <w:rFonts w:ascii="Big Caslon Medium" w:hAnsi="Big Caslon Medium" w:eastAsia="Big Caslon Medium" w:cs="Big Caslon Medium"/>
+          <w:sz w:val="15"/>
+          <w:szCs w:val="15"/>
+        </w:rPr>
+      </w:pPr>
+      <w:r>
+        <w:rPr>
+          <w:rFonts w:ascii="Big Caslon Medium" w:hAnsi="Big Caslon Medium" w:eastAsia="Big Caslon Medium" w:cs="Big Caslon Medium"/>
           <w:sz w:val="15"/>
           <w:szCs w:val="15"/>
         </w:rPr>
@@ -5771,14 +5771,14 @@
         <w:jc w:val="left"/>
         <w:widowControl w:val="0"/>
         <w:rPr>
-          <w:rFonts w:ascii="Big Caslon" w:hAnsi="Big Caslon" w:eastAsia="Big Caslon" w:cs="Big Caslon"/>
-          <w:sz w:val="15"/>
-          <w:szCs w:val="15"/>
-        </w:rPr>
-      </w:pPr>
-      <w:r>
-        <w:rPr>
-          <w:rFonts w:ascii="Big Caslon" w:hAnsi="Big Caslon" w:eastAsia="Big Caslon" w:cs="Big Caslon"/>
+          <w:rFonts w:ascii="Big Caslon Medium" w:hAnsi="Big Caslon Medium" w:eastAsia="Big Caslon Medium" w:cs="Big Caslon Medium"/>
+          <w:sz w:val="15"/>
+          <w:szCs w:val="15"/>
+        </w:rPr>
+      </w:pPr>
+      <w:r>
+        <w:rPr>
+          <w:rFonts w:ascii="Big Caslon Medium" w:hAnsi="Big Caslon Medium" w:eastAsia="Big Caslon Medium" w:cs="Big Caslon Medium"/>
           <w:sz w:val="15"/>
           <w:szCs w:val="15"/>
         </w:rPr>
@@ -5791,14 +5791,14 @@
         <w:jc w:val="left"/>
         <w:widowControl w:val="0"/>
         <w:rPr>
-          <w:rFonts w:ascii="Big Caslon" w:hAnsi="Big Caslon" w:eastAsia="Big Caslon" w:cs="Big Caslon"/>
-          <w:sz w:val="15"/>
-          <w:szCs w:val="15"/>
-        </w:rPr>
-      </w:pPr>
-      <w:r>
-        <w:rPr>
-          <w:rFonts w:ascii="Big Caslon" w:hAnsi="Big Caslon" w:eastAsia="Big Caslon" w:cs="Big Caslon"/>
+          <w:rFonts w:ascii="Big Caslon Medium" w:hAnsi="Big Caslon Medium" w:eastAsia="Big Caslon Medium" w:cs="Big Caslon Medium"/>
+          <w:sz w:val="15"/>
+          <w:szCs w:val="15"/>
+        </w:rPr>
+      </w:pPr>
+      <w:r>
+        <w:rPr>
+          <w:rFonts w:ascii="Big Caslon Medium" w:hAnsi="Big Caslon Medium" w:eastAsia="Big Caslon Medium" w:cs="Big Caslon Medium"/>
           <w:sz w:val="15"/>
           <w:szCs w:val="15"/>
         </w:rPr>
@@ -5811,14 +5811,14 @@
         <w:jc w:val="left"/>
         <w:widowControl w:val="0"/>
         <w:rPr>
-          <w:rFonts w:ascii="Big Caslon" w:hAnsi="Big Caslon" w:eastAsia="Big Caslon" w:cs="Big Caslon"/>
-          <w:sz w:val="15"/>
-          <w:szCs w:val="15"/>
-        </w:rPr>
-      </w:pPr>
-      <w:r>
-        <w:rPr>
-          <w:rFonts w:ascii="Big Caslon" w:hAnsi="Big Caslon" w:eastAsia="Big Caslon" w:cs="Big Caslon"/>
+          <w:rFonts w:ascii="Big Caslon Medium" w:hAnsi="Big Caslon Medium" w:eastAsia="Big Caslon Medium" w:cs="Big Caslon Medium"/>
+          <w:sz w:val="15"/>
+          <w:szCs w:val="15"/>
+        </w:rPr>
+      </w:pPr>
+      <w:r>
+        <w:rPr>
+          <w:rFonts w:ascii="Big Caslon Medium" w:hAnsi="Big Caslon Medium" w:eastAsia="Big Caslon Medium" w:cs="Big Caslon Medium"/>
           <w:sz w:val="15"/>
           <w:szCs w:val="15"/>
         </w:rPr>
@@ -5831,14 +5831,14 @@
         <w:jc w:val="left"/>
         <w:widowControl w:val="0"/>
         <w:rPr>
-          <w:rFonts w:ascii="Big Caslon" w:hAnsi="Big Caslon" w:eastAsia="Big Caslon" w:cs="Big Caslon"/>
-          <w:sz w:val="15"/>
-          <w:szCs w:val="15"/>
-        </w:rPr>
-      </w:pPr>
-      <w:r>
-        <w:rPr>
-          <w:rFonts w:ascii="Big Caslon" w:hAnsi="Big Caslon" w:eastAsia="Big Caslon" w:cs="Big Caslon"/>
+          <w:rFonts w:ascii="Big Caslon Medium" w:hAnsi="Big Caslon Medium" w:eastAsia="Big Caslon Medium" w:cs="Big Caslon Medium"/>
+          <w:sz w:val="15"/>
+          <w:szCs w:val="15"/>
+        </w:rPr>
+      </w:pPr>
+      <w:r>
+        <w:rPr>
+          <w:rFonts w:ascii="Big Caslon Medium" w:hAnsi="Big Caslon Medium" w:eastAsia="Big Caslon Medium" w:cs="Big Caslon Medium"/>
           <w:sz w:val="15"/>
           <w:szCs w:val="15"/>
         </w:rPr>
@@ -5851,14 +5851,14 @@
         <w:jc w:val="left"/>
         <w:widowControl w:val="0"/>
         <w:rPr>
-          <w:rFonts w:ascii="Big Caslon" w:hAnsi="Big Caslon" w:eastAsia="Big Caslon" w:cs="Big Caslon"/>
-          <w:sz w:val="15"/>
-          <w:szCs w:val="15"/>
-        </w:rPr>
-      </w:pPr>
-      <w:r>
-        <w:rPr>
-          <w:rFonts w:ascii="Big Caslon" w:hAnsi="Big Caslon" w:eastAsia="Big Caslon" w:cs="Big Caslon"/>
+          <w:rFonts w:ascii="Big Caslon Medium" w:hAnsi="Big Caslon Medium" w:eastAsia="Big Caslon Medium" w:cs="Big Caslon Medium"/>
+          <w:sz w:val="15"/>
+          <w:szCs w:val="15"/>
+        </w:rPr>
+      </w:pPr>
+      <w:r>
+        <w:rPr>
+          <w:rFonts w:ascii="Big Caslon Medium" w:hAnsi="Big Caslon Medium" w:eastAsia="Big Caslon Medium" w:cs="Big Caslon Medium"/>
           <w:sz w:val="15"/>
           <w:szCs w:val="15"/>
         </w:rPr>
@@ -5871,14 +5871,14 @@
         <w:jc w:val="left"/>
         <w:widowControl w:val="0"/>
         <w:rPr>
-          <w:rFonts w:ascii="Big Caslon" w:hAnsi="Big Caslon" w:eastAsia="Big Caslon" w:cs="Big Caslon"/>
-          <w:sz w:val="15"/>
-          <w:szCs w:val="15"/>
-        </w:rPr>
-      </w:pPr>
-      <w:r>
-        <w:rPr>
-          <w:rFonts w:ascii="Big Caslon" w:hAnsi="Big Caslon" w:eastAsia="Big Caslon" w:cs="Big Caslon"/>
+          <w:rFonts w:ascii="Big Caslon Medium" w:hAnsi="Big Caslon Medium" w:eastAsia="Big Caslon Medium" w:cs="Big Caslon Medium"/>
+          <w:sz w:val="15"/>
+          <w:szCs w:val="15"/>
+        </w:rPr>
+      </w:pPr>
+      <w:r>
+        <w:rPr>
+          <w:rFonts w:ascii="Big Caslon Medium" w:hAnsi="Big Caslon Medium" w:eastAsia="Big Caslon Medium" w:cs="Big Caslon Medium"/>
           <w:sz w:val="15"/>
           <w:szCs w:val="15"/>
         </w:rPr>
@@ -5891,14 +5891,14 @@
         <w:jc w:val="left"/>
         <w:widowControl w:val="0"/>
         <w:rPr>
-          <w:rFonts w:ascii="Big Caslon" w:hAnsi="Big Caslon" w:eastAsia="Big Caslon" w:cs="Big Caslon"/>
-          <w:sz w:val="15"/>
-          <w:szCs w:val="15"/>
-        </w:rPr>
-      </w:pPr>
-      <w:r>
-        <w:rPr>
-          <w:rFonts w:ascii="Big Caslon" w:hAnsi="Big Caslon" w:eastAsia="Big Caslon" w:cs="Big Caslon"/>
+          <w:rFonts w:ascii="Big Caslon Medium" w:hAnsi="Big Caslon Medium" w:eastAsia="Big Caslon Medium" w:cs="Big Caslon Medium"/>
+          <w:sz w:val="15"/>
+          <w:szCs w:val="15"/>
+        </w:rPr>
+      </w:pPr>
+      <w:r>
+        <w:rPr>
+          <w:rFonts w:ascii="Big Caslon Medium" w:hAnsi="Big Caslon Medium" w:eastAsia="Big Caslon Medium" w:cs="Big Caslon Medium"/>
           <w:sz w:val="15"/>
           <w:szCs w:val="15"/>
         </w:rPr>
@@ -5911,14 +5911,14 @@
         <w:jc w:val="left"/>
         <w:widowControl w:val="0"/>
         <w:rPr>
-          <w:rFonts w:ascii="Big Caslon" w:hAnsi="Big Caslon" w:eastAsia="Big Caslon" w:cs="Big Caslon"/>
-          <w:sz w:val="15"/>
-          <w:szCs w:val="15"/>
-        </w:rPr>
-      </w:pPr>
-      <w:r>
-        <w:rPr>
-          <w:rFonts w:ascii="Big Caslon" w:hAnsi="Big Caslon" w:eastAsia="Big Caslon" w:cs="Big Caslon"/>
+          <w:rFonts w:ascii="Big Caslon Medium" w:hAnsi="Big Caslon Medium" w:eastAsia="Big Caslon Medium" w:cs="Big Caslon Medium"/>
+          <w:sz w:val="15"/>
+          <w:szCs w:val="15"/>
+        </w:rPr>
+      </w:pPr>
+      <w:r>
+        <w:rPr>
+          <w:rFonts w:ascii="Big Caslon Medium" w:hAnsi="Big Caslon Medium" w:eastAsia="Big Caslon Medium" w:cs="Big Caslon Medium"/>
           <w:sz w:val="15"/>
           <w:szCs w:val="15"/>
         </w:rPr>
@@ -5931,14 +5931,14 @@
         <w:jc w:val="left"/>
         <w:widowControl w:val="0"/>
         <w:rPr>
-          <w:rFonts w:ascii="Big Caslon" w:hAnsi="Big Caslon" w:eastAsia="Big Caslon" w:cs="Big Caslon"/>
-          <w:sz w:val="15"/>
-          <w:szCs w:val="15"/>
-        </w:rPr>
-      </w:pPr>
-      <w:r>
-        <w:rPr>
-          <w:rFonts w:ascii="Big Caslon" w:hAnsi="Big Caslon" w:eastAsia="Big Caslon" w:cs="Big Caslon"/>
+          <w:rFonts w:ascii="Big Caslon Medium" w:hAnsi="Big Caslon Medium" w:eastAsia="Big Caslon Medium" w:cs="Big Caslon Medium"/>
+          <w:sz w:val="15"/>
+          <w:szCs w:val="15"/>
+        </w:rPr>
+      </w:pPr>
+      <w:r>
+        <w:rPr>
+          <w:rFonts w:ascii="Big Caslon Medium" w:hAnsi="Big Caslon Medium" w:eastAsia="Big Caslon Medium" w:cs="Big Caslon Medium"/>
           <w:sz w:val="15"/>
           <w:szCs w:val="15"/>
         </w:rPr>
@@ -5951,14 +5951,14 @@
         <w:jc w:val="left"/>
         <w:widowControl w:val="0"/>
         <w:rPr>
-          <w:rFonts w:ascii="Big Caslon" w:hAnsi="Big Caslon" w:eastAsia="Big Caslon" w:cs="Big Caslon"/>
-          <w:sz w:val="15"/>
-          <w:szCs w:val="15"/>
-        </w:rPr>
-      </w:pPr>
-      <w:r>
-        <w:rPr>
-          <w:rFonts w:ascii="Big Caslon" w:hAnsi="Big Caslon" w:eastAsia="Big Caslon" w:cs="Big Caslon"/>
+          <w:rFonts w:ascii="Big Caslon Medium" w:hAnsi="Big Caslon Medium" w:eastAsia="Big Caslon Medium" w:cs="Big Caslon Medium"/>
+          <w:sz w:val="15"/>
+          <w:szCs w:val="15"/>
+        </w:rPr>
+      </w:pPr>
+      <w:r>
+        <w:rPr>
+          <w:rFonts w:ascii="Big Caslon Medium" w:hAnsi="Big Caslon Medium" w:eastAsia="Big Caslon Medium" w:cs="Big Caslon Medium"/>
           <w:sz w:val="15"/>
           <w:szCs w:val="15"/>
         </w:rPr>
@@ -5971,14 +5971,14 @@
         <w:jc w:val="left"/>
         <w:widowControl w:val="0"/>
         <w:rPr>
-          <w:rFonts w:ascii="Big Caslon" w:hAnsi="Big Caslon" w:eastAsia="Big Caslon" w:cs="Big Caslon"/>
-          <w:sz w:val="15"/>
-          <w:szCs w:val="15"/>
-        </w:rPr>
-      </w:pPr>
-      <w:r>
-        <w:rPr>
-          <w:rFonts w:ascii="Big Caslon" w:hAnsi="Big Caslon" w:eastAsia="Big Caslon" w:cs="Big Caslon"/>
+          <w:rFonts w:ascii="Big Caslon Medium" w:hAnsi="Big Caslon Medium" w:eastAsia="Big Caslon Medium" w:cs="Big Caslon Medium"/>
+          <w:sz w:val="15"/>
+          <w:szCs w:val="15"/>
+        </w:rPr>
+      </w:pPr>
+      <w:r>
+        <w:rPr>
+          <w:rFonts w:ascii="Big Caslon Medium" w:hAnsi="Big Caslon Medium" w:eastAsia="Big Caslon Medium" w:cs="Big Caslon Medium"/>
           <w:sz w:val="15"/>
           <w:szCs w:val="15"/>
         </w:rPr>
@@ -5991,14 +5991,14 @@
         <w:jc w:val="left"/>
         <w:widowControl w:val="0"/>
         <w:rPr>
-          <w:rFonts w:ascii="Big Caslon" w:hAnsi="Big Caslon" w:eastAsia="Big Caslon" w:cs="Big Caslon"/>
-          <w:sz w:val="15"/>
-          <w:szCs w:val="15"/>
-        </w:rPr>
-      </w:pPr>
-      <w:r>
-        <w:rPr>
-          <w:rFonts w:ascii="Big Caslon" w:hAnsi="Big Caslon" w:eastAsia="Big Caslon" w:cs="Big Caslon"/>
+          <w:rFonts w:ascii="Big Caslon Medium" w:hAnsi="Big Caslon Medium" w:eastAsia="Big Caslon Medium" w:cs="Big Caslon Medium"/>
+          <w:sz w:val="15"/>
+          <w:szCs w:val="15"/>
+        </w:rPr>
+      </w:pPr>
+      <w:r>
+        <w:rPr>
+          <w:rFonts w:ascii="Big Caslon Medium" w:hAnsi="Big Caslon Medium" w:eastAsia="Big Caslon Medium" w:cs="Big Caslon Medium"/>
           <w:sz w:val="15"/>
           <w:szCs w:val="15"/>
         </w:rPr>
@@ -6011,14 +6011,14 @@
         <w:jc w:val="left"/>
         <w:widowControl w:val="0"/>
         <w:rPr>
-          <w:rFonts w:ascii="Big Caslon" w:hAnsi="Big Caslon" w:eastAsia="Big Caslon" w:cs="Big Caslon"/>
-          <w:sz w:val="15"/>
-          <w:szCs w:val="15"/>
-        </w:rPr>
-      </w:pPr>
-      <w:r>
-        <w:rPr>
-          <w:rFonts w:ascii="Big Caslon" w:hAnsi="Big Caslon" w:eastAsia="Big Caslon" w:cs="Big Caslon"/>
+          <w:rFonts w:ascii="Big Caslon Medium" w:hAnsi="Big Caslon Medium" w:eastAsia="Big Caslon Medium" w:cs="Big Caslon Medium"/>
+          <w:sz w:val="15"/>
+          <w:szCs w:val="15"/>
+        </w:rPr>
+      </w:pPr>
+      <w:r>
+        <w:rPr>
+          <w:rFonts w:ascii="Big Caslon Medium" w:hAnsi="Big Caslon Medium" w:eastAsia="Big Caslon Medium" w:cs="Big Caslon Medium"/>
           <w:sz w:val="15"/>
           <w:szCs w:val="15"/>
         </w:rPr>
@@ -6031,14 +6031,14 @@
         <w:jc w:val="left"/>
         <w:widowControl w:val="0"/>
         <w:rPr>
-          <w:rFonts w:ascii="Big Caslon" w:hAnsi="Big Caslon" w:eastAsia="Big Caslon" w:cs="Big Caslon"/>
-          <w:sz w:val="15"/>
-          <w:szCs w:val="15"/>
-        </w:rPr>
-      </w:pPr>
-      <w:r>
-        <w:rPr>
-          <w:rFonts w:ascii="Big Caslon" w:hAnsi="Big Caslon" w:eastAsia="Big Caslon" w:cs="Big Caslon"/>
+          <w:rFonts w:ascii="Big Caslon Medium" w:hAnsi="Big Caslon Medium" w:eastAsia="Big Caslon Medium" w:cs="Big Caslon Medium"/>
+          <w:sz w:val="15"/>
+          <w:szCs w:val="15"/>
+        </w:rPr>
+      </w:pPr>
+      <w:r>
+        <w:rPr>
+          <w:rFonts w:ascii="Big Caslon Medium" w:hAnsi="Big Caslon Medium" w:eastAsia="Big Caslon Medium" w:cs="Big Caslon Medium"/>
           <w:sz w:val="15"/>
           <w:szCs w:val="15"/>
         </w:rPr>
@@ -6051,14 +6051,14 @@
         <w:jc w:val="left"/>
         <w:widowControl w:val="0"/>
         <w:rPr>
-          <w:rFonts w:ascii="Big Caslon" w:hAnsi="Big Caslon" w:eastAsia="Big Caslon" w:cs="Big Caslon"/>
-          <w:sz w:val="15"/>
-          <w:szCs w:val="15"/>
-        </w:rPr>
-      </w:pPr>
-      <w:r>
-        <w:rPr>
-          <w:rFonts w:ascii="Big Caslon" w:hAnsi="Big Caslon" w:eastAsia="Big Caslon" w:cs="Big Caslon"/>
+          <w:rFonts w:ascii="Big Caslon Medium" w:hAnsi="Big Caslon Medium" w:eastAsia="Big Caslon Medium" w:cs="Big Caslon Medium"/>
+          <w:sz w:val="15"/>
+          <w:szCs w:val="15"/>
+        </w:rPr>
+      </w:pPr>
+      <w:r>
+        <w:rPr>
+          <w:rFonts w:ascii="Big Caslon Medium" w:hAnsi="Big Caslon Medium" w:eastAsia="Big Caslon Medium" w:cs="Big Caslon Medium"/>
           <w:sz w:val="15"/>
           <w:szCs w:val="15"/>
         </w:rPr>
@@ -6071,14 +6071,14 @@
         <w:jc w:val="left"/>
         <w:widowControl w:val="0"/>
         <w:rPr>
-          <w:rFonts w:ascii="Big Caslon" w:hAnsi="Big Caslon" w:eastAsia="Big Caslon" w:cs="Big Caslon"/>
-          <w:sz w:val="15"/>
-          <w:szCs w:val="15"/>
-        </w:rPr>
-      </w:pPr>
-      <w:r>
-        <w:rPr>
-          <w:rFonts w:ascii="Big Caslon" w:hAnsi="Big Caslon" w:eastAsia="Big Caslon" w:cs="Big Caslon"/>
+          <w:rFonts w:ascii="Big Caslon Medium" w:hAnsi="Big Caslon Medium" w:eastAsia="Big Caslon Medium" w:cs="Big Caslon Medium"/>
+          <w:sz w:val="15"/>
+          <w:szCs w:val="15"/>
+        </w:rPr>
+      </w:pPr>
+      <w:r>
+        <w:rPr>
+          <w:rFonts w:ascii="Big Caslon Medium" w:hAnsi="Big Caslon Medium" w:eastAsia="Big Caslon Medium" w:cs="Big Caslon Medium"/>
           <w:sz w:val="15"/>
           <w:szCs w:val="15"/>
         </w:rPr>
@@ -6091,14 +6091,14 @@
         <w:jc w:val="left"/>
         <w:widowControl w:val="0"/>
         <w:rPr>
-          <w:rFonts w:ascii="Big Caslon" w:hAnsi="Big Caslon" w:eastAsia="Big Caslon" w:cs="Big Caslon"/>
-          <w:sz w:val="15"/>
-          <w:szCs w:val="15"/>
-        </w:rPr>
-      </w:pPr>
-      <w:r>
-        <w:rPr>
-          <w:rFonts w:ascii="Big Caslon" w:hAnsi="Big Caslon" w:eastAsia="Big Caslon" w:cs="Big Caslon"/>
+          <w:rFonts w:ascii="Big Caslon Medium" w:hAnsi="Big Caslon Medium" w:eastAsia="Big Caslon Medium" w:cs="Big Caslon Medium"/>
+          <w:sz w:val="15"/>
+          <w:szCs w:val="15"/>
+        </w:rPr>
+      </w:pPr>
+      <w:r>
+        <w:rPr>
+          <w:rFonts w:ascii="Big Caslon Medium" w:hAnsi="Big Caslon Medium" w:eastAsia="Big Caslon Medium" w:cs="Big Caslon Medium"/>
           <w:sz w:val="15"/>
           <w:szCs w:val="15"/>
         </w:rPr>
@@ -6111,14 +6111,14 @@
         <w:jc w:val="left"/>
         <w:widowControl w:val="0"/>
         <w:rPr>
-          <w:rFonts w:ascii="Big Caslon" w:hAnsi="Big Caslon" w:eastAsia="Big Caslon" w:cs="Big Caslon"/>
-          <w:sz w:val="15"/>
-          <w:szCs w:val="15"/>
-        </w:rPr>
-      </w:pPr>
-      <w:r>
-        <w:rPr>
-          <w:rFonts w:ascii="Big Caslon" w:hAnsi="Big Caslon" w:eastAsia="Big Caslon" w:cs="Big Caslon"/>
+          <w:rFonts w:ascii="Big Caslon Medium" w:hAnsi="Big Caslon Medium" w:eastAsia="Big Caslon Medium" w:cs="Big Caslon Medium"/>
+          <w:sz w:val="15"/>
+          <w:szCs w:val="15"/>
+        </w:rPr>
+      </w:pPr>
+      <w:r>
+        <w:rPr>
+          <w:rFonts w:ascii="Big Caslon Medium" w:hAnsi="Big Caslon Medium" w:eastAsia="Big Caslon Medium" w:cs="Big Caslon Medium"/>
           <w:sz w:val="15"/>
           <w:szCs w:val="15"/>
         </w:rPr>
